--- a/시스템 구성도/시스템_구성_명세서.docx
+++ b/시스템 구성도/시스템_구성_명세서.docx
@@ -3116,7 +3116,7 @@
                 <w:sz w:val="18"/>
                 <w:szCs w:val="18"/>
               </w:rPr>
-              <w:t xml:space="preserve">플래너 + 테마 5종 공용: 키 상수(GMAPS_KEY · YT_KEY · KAKAO_KEY · DATA_GO_KR_KEY · EXROAD_KEY · TMDB_KEY), 팔레트 · 지도 스킨 · 카테고리 표 · 달력 문자열 · cityName · vNum · vDate · stayPrice · stayQuery · hav, 조회 함수 getWeather(Open-Meteo + 기상청 단기예보) · getAirQuality(에어코리아) · getFestivals(TourAPI 축제) · getTitleMeta(TMDB)</w:t>
+              <w:t xml:space="preserve">플래너 + 테마 5종 공용: 키 상수(GMAPS_KEY · YT_KEY · KAKAO_KEY · DATA_GO_KR_KEY · EXROAD_KEY · TMDB_KEY), 팔레트 · 지도 스킨 · 카테고리 표 · 달력 문자열 · cityName · vNum · vDate · stayPrice · stayQuery · hav, 조회 함수 getWeather(Open-Meteo + 기상청 단기예보) · getAirQuality(에어코리아) · getFestivals(TourAPI 축제) · getRelatedSpots(연관 관광지) · getTitleMeta(TMDB)</w:t>
             </w:r>
           </w:p>
         </w:tc>
@@ -6214,7 +6214,7 @@
                 <w:sz w:val="18"/>
                 <w:szCs w:val="18"/>
               </w:rPr>
-              <w:t xml:space="preserve">기상청 단기예보 (공공데이터포털)</w:t>
+              <w:t xml:space="preserve">한국관광공사 연관 관광지 (공공데이터포털)</w:t>
             </w:r>
           </w:p>
         </w:tc>
@@ -6241,7 +6241,7 @@
                 <w:sz w:val="18"/>
                 <w:szCs w:val="18"/>
               </w:rPr>
-              <w:t xml:space="preserve">오늘 · 내일 최고기온 · 강수 · 하늘</w:t>
+              <w:t xml:space="preserve">장소 상세 "함께 많이 가는 관광지"</w:t>
             </w:r>
           </w:p>
         </w:tc>
@@ -6268,7 +6268,7 @@
                 <w:sz w:val="18"/>
                 <w:szCs w:val="18"/>
               </w:rPr>
-              <w:t xml:space="preserve">apis.data.go.kr/1360000/VilageFcstInfoService_2.0/getVilageFcst · 격자 nx,ny</w:t>
+              <w:t xml:space="preserve">apis.data.go.kr/B551011/TarRlteTarService1 · signguCd 필수 (Kakao coord2regioncode 로 산출)</w:t>
             </w:r>
           </w:p>
         </w:tc>
@@ -6322,7 +6322,7 @@
                 <w:sz w:val="18"/>
                 <w:szCs w:val="18"/>
               </w:rPr>
-              <w:t xml:space="preserve">shared.js getKmaForecast</w:t>
+              <w:t xml:space="preserve">shared.js getRelatedSpots · 6개 화면</w:t>
             </w:r>
           </w:p>
         </w:tc>
@@ -6349,7 +6349,7 @@
                 <w:sz w:val="18"/>
                 <w:szCs w:val="18"/>
               </w:rPr>
-              <w:t xml:space="preserve">활용신청 필요 · 실패 시 Open-Meteo 값</w:t>
+              <w:t xml:space="preserve">2→3→4개월 전 기준월 순으로 시도</w:t>
             </w:r>
           </w:p>
         </w:tc>
@@ -6378,6 +6378,170 @@
                 <w:sz w:val="18"/>
                 <w:szCs w:val="18"/>
               </w:rPr>
+              <w:t xml:space="preserve">기상청 단기예보 (공공데이터포털)</w:t>
+            </w:r>
+          </w:p>
+        </w:tc>
+        <w:tc>
+          <w:tcPr>
+            <w:tcW w:type="dxa" w:w="1500"/>
+            <w:tcMar>
+              <w:top w:type="dxa" w:w="60"/>
+              <w:left w:type="dxa" w:w="90"/>
+              <w:bottom w:type="dxa" w:w="60"/>
+              <w:right w:type="dxa" w:w="90"/>
+            </w:tcMar>
+            <w:vAlign w:val="center"/>
+          </w:tcPr>
+          <w:p>
+            <w:pPr>
+              <w:spacing w:after="0" w:line="260"/>
+            </w:pPr>
+            <w:r>
+              <w:rPr>
+                <w:rFonts w:ascii="Malgun Gothic" w:cs="Malgun Gothic" w:eastAsia="Malgun Gothic" w:hAnsi="Malgun Gothic"/>
+                <w:b w:val="false"/>
+                <w:bCs w:val="false"/>
+                <w:sz w:val="18"/>
+                <w:szCs w:val="18"/>
+              </w:rPr>
+              <w:t xml:space="preserve">오늘 · 내일 최고기온 · 강수 · 하늘</w:t>
+            </w:r>
+          </w:p>
+        </w:tc>
+        <w:tc>
+          <w:tcPr>
+            <w:tcW w:type="dxa" w:w="2288"/>
+            <w:tcMar>
+              <w:top w:type="dxa" w:w="60"/>
+              <w:left w:type="dxa" w:w="90"/>
+              <w:bottom w:type="dxa" w:w="60"/>
+              <w:right w:type="dxa" w:w="90"/>
+            </w:tcMar>
+            <w:vAlign w:val="center"/>
+          </w:tcPr>
+          <w:p>
+            <w:pPr>
+              <w:spacing w:after="0" w:line="260"/>
+            </w:pPr>
+            <w:r>
+              <w:rPr>
+                <w:rFonts w:ascii="Malgun Gothic" w:cs="Malgun Gothic" w:eastAsia="Malgun Gothic" w:hAnsi="Malgun Gothic"/>
+                <w:b w:val="false"/>
+                <w:bCs w:val="false"/>
+                <w:sz w:val="18"/>
+                <w:szCs w:val="18"/>
+              </w:rPr>
+              <w:t xml:space="preserve">apis.data.go.kr/1360000/VilageFcstInfoService_2.0/getVilageFcst · 격자 nx,ny</w:t>
+            </w:r>
+          </w:p>
+        </w:tc>
+        <w:tc>
+          <w:tcPr>
+            <w:tcW w:type="dxa" w:w="1000"/>
+            <w:tcMar>
+              <w:top w:type="dxa" w:w="60"/>
+              <w:left w:type="dxa" w:w="90"/>
+              <w:bottom w:type="dxa" w:w="60"/>
+              <w:right w:type="dxa" w:w="90"/>
+            </w:tcMar>
+            <w:vAlign w:val="center"/>
+          </w:tcPr>
+          <w:p>
+            <w:pPr>
+              <w:spacing w:after="0" w:line="260"/>
+            </w:pPr>
+            <w:r>
+              <w:rPr>
+                <w:rFonts w:ascii="Malgun Gothic" w:cs="Malgun Gothic" w:eastAsia="Malgun Gothic" w:hAnsi="Malgun Gothic"/>
+                <w:b w:val="false"/>
+                <w:bCs w:val="false"/>
+                <w:sz w:val="18"/>
+                <w:szCs w:val="18"/>
+              </w:rPr>
+              <w:t xml:space="preserve">dataGoKr</w:t>
+            </w:r>
+          </w:p>
+        </w:tc>
+        <w:tc>
+          <w:tcPr>
+            <w:tcW w:type="dxa" w:w="1400"/>
+            <w:tcMar>
+              <w:top w:type="dxa" w:w="60"/>
+              <w:left w:type="dxa" w:w="90"/>
+              <w:bottom w:type="dxa" w:w="60"/>
+              <w:right w:type="dxa" w:w="90"/>
+            </w:tcMar>
+            <w:vAlign w:val="center"/>
+          </w:tcPr>
+          <w:p>
+            <w:pPr>
+              <w:spacing w:after="0" w:line="260"/>
+            </w:pPr>
+            <w:r>
+              <w:rPr>
+                <w:rFonts w:ascii="Malgun Gothic" w:cs="Malgun Gothic" w:eastAsia="Malgun Gothic" w:hAnsi="Malgun Gothic"/>
+                <w:b w:val="false"/>
+                <w:bCs w:val="false"/>
+                <w:sz w:val="18"/>
+                <w:szCs w:val="18"/>
+              </w:rPr>
+              <w:t xml:space="preserve">shared.js getKmaForecast</w:t>
+            </w:r>
+          </w:p>
+        </w:tc>
+        <w:tc>
+          <w:tcPr>
+            <w:tcW w:type="dxa" w:w="1800"/>
+            <w:tcMar>
+              <w:top w:type="dxa" w:w="60"/>
+              <w:left w:type="dxa" w:w="90"/>
+              <w:bottom w:type="dxa" w:w="60"/>
+              <w:right w:type="dxa" w:w="90"/>
+            </w:tcMar>
+            <w:vAlign w:val="center"/>
+          </w:tcPr>
+          <w:p>
+            <w:pPr>
+              <w:spacing w:after="0" w:line="260"/>
+            </w:pPr>
+            <w:r>
+              <w:rPr>
+                <w:rFonts w:ascii="Malgun Gothic" w:cs="Malgun Gothic" w:eastAsia="Malgun Gothic" w:hAnsi="Malgun Gothic"/>
+                <w:b w:val="false"/>
+                <w:bCs w:val="false"/>
+                <w:sz w:val="18"/>
+                <w:szCs w:val="18"/>
+              </w:rPr>
+              <w:t xml:space="preserve">활용신청 필요 · 실패 시 Open-Meteo 값</w:t>
+            </w:r>
+          </w:p>
+        </w:tc>
+      </w:tr>
+      <w:tr>
+        <w:tc>
+          <w:tcPr>
+            <w:tcW w:type="dxa" w:w="1650"/>
+            <w:tcMar>
+              <w:top w:type="dxa" w:w="60"/>
+              <w:left w:type="dxa" w:w="90"/>
+              <w:bottom w:type="dxa" w:w="60"/>
+              <w:right w:type="dxa" w:w="90"/>
+            </w:tcMar>
+            <w:vAlign w:val="center"/>
+          </w:tcPr>
+          <w:p>
+            <w:pPr>
+              <w:spacing w:after="0" w:line="260"/>
+            </w:pPr>
+            <w:r>
+              <w:rPr>
+                <w:rFonts w:ascii="Malgun Gothic" w:cs="Malgun Gothic" w:eastAsia="Malgun Gothic" w:hAnsi="Malgun Gothic"/>
+                <w:b w:val="false"/>
+                <w:bCs w:val="false"/>
+                <w:sz w:val="18"/>
+                <w:szCs w:val="18"/>
+              </w:rPr>
               <w:t xml:space="preserve">한국환경공단 에어코리아 (공공데이터포털)</w:t>
             </w:r>
           </w:p>
@@ -6432,7 +6596,7 @@
                 <w:sz w:val="18"/>
                 <w:szCs w:val="18"/>
               </w:rPr>
-              <w:t xml:space="preserve">apis.data.go.kr/B552584/ArpltnInfrInqireSvc/getCtprvnRltmMesureDnsty</w:t>
+              <w:t xml:space="preserve">apis.data.go.kr/B552584/ArpltnInforInqireSvc/getCtprvnRltmMesureDnsty</w:t>
             </w:r>
           </w:p>
         </w:tc>

--- a/시스템 구성도/시스템_구성_명세서.docx
+++ b/시스템 구성도/시스템_구성_명세서.docx
@@ -3545,7 +3545,7 @@
                 <w:sz w:val="18"/>
                 <w:szCs w:val="18"/>
               </w:rPr>
-              <w:t xml:space="preserve">open-tour.csv · open-tour-unmatched.csv</w:t>
+              <w:t xml:space="preserve">open-tour-unmatched.csv</w:t>
             </w:r>
           </w:p>
         </w:tc>
@@ -3572,7 +3572,7 @@
                 <w:sz w:val="18"/>
                 <w:szCs w:val="18"/>
               </w:rPr>
-              <w:t xml:space="preserve">열린관광지(무장애) 목록과 좌표 미매칭 잔여분</w:t>
+              <w:t xml:space="preserve">열린관광지 배지 매칭이 남은 12곳 (ROADMAP 작업 목록)</w:t>
             </w:r>
           </w:p>
         </w:tc>
@@ -3599,90 +3599,7 @@
                 <w:sz w:val="18"/>
                 <w:szCs w:val="18"/>
               </w:rPr>
-              <w:t xml:space="preserve">배지 부여 근거</w:t>
-            </w:r>
-          </w:p>
-        </w:tc>
-      </w:tr>
-      <w:tr>
-        <w:tc>
-          <w:tcPr>
-            <w:tcW w:type="dxa" w:w="3000"/>
-            <w:tcMar>
-              <w:top w:type="dxa" w:w="60"/>
-              <w:left w:type="dxa" w:w="90"/>
-              <w:bottom w:type="dxa" w:w="60"/>
-              <w:right w:type="dxa" w:w="90"/>
-            </w:tcMar>
-            <w:vAlign w:val="center"/>
-          </w:tcPr>
-          <w:p>
-            <w:pPr>
-              <w:spacing w:after="0" w:line="260"/>
-            </w:pPr>
-            <w:r>
-              <w:rPr>
-                <w:rFonts w:ascii="Malgun Gothic" w:cs="Malgun Gothic" w:eastAsia="Malgun Gothic" w:hAnsi="Malgun Gothic"/>
-                <w:b w:val="false"/>
-                <w:bCs w:val="false"/>
-                <w:sz w:val="18"/>
-                <w:szCs w:val="18"/>
-              </w:rPr>
-              <w:t xml:space="preserve">story-matched.json</w:t>
-            </w:r>
-          </w:p>
-        </w:tc>
-        <w:tc>
-          <w:tcPr>
-            <w:tcW w:type="dxa" w:w="4238"/>
-            <w:tcMar>
-              <w:top w:type="dxa" w:w="60"/>
-              <w:left w:type="dxa" w:w="90"/>
-              <w:bottom w:type="dxa" w:w="60"/>
-              <w:right w:type="dxa" w:w="90"/>
-            </w:tcMar>
-            <w:vAlign w:val="center"/>
-          </w:tcPr>
-          <w:p>
-            <w:pPr>
-              <w:spacing w:after="0" w:line="260"/>
-            </w:pPr>
-            <w:r>
-              <w:rPr>
-                <w:rFonts w:ascii="Malgun Gothic" w:cs="Malgun Gothic" w:eastAsia="Malgun Gothic" w:hAnsi="Malgun Gothic"/>
-                <w:b w:val="false"/>
-                <w:bCs w:val="false"/>
-                <w:sz w:val="18"/>
-                <w:szCs w:val="18"/>
-              </w:rPr>
-              <w:t xml:space="preserve">한국관광공사 스토리텔링 ↔ 장소 매칭 결과 (원본 CSV 는 이력에만 보관)</w:t>
-            </w:r>
-          </w:p>
-        </w:tc>
-        <w:tc>
-          <w:tcPr>
-            <w:tcW w:type="dxa" w:w="2400"/>
-            <w:tcMar>
-              <w:top w:type="dxa" w:w="60"/>
-              <w:left w:type="dxa" w:w="90"/>
-              <w:bottom w:type="dxa" w:w="60"/>
-              <w:right w:type="dxa" w:w="90"/>
-            </w:tcMar>
-            <w:vAlign w:val="center"/>
-          </w:tcPr>
-          <w:p>
-            <w:pPr>
-              <w:spacing w:after="0" w:line="260"/>
-            </w:pPr>
-            <w:r>
-              <w:rPr>
-                <w:rFonts w:ascii="Malgun Gothic" w:cs="Malgun Gothic" w:eastAsia="Malgun Gothic" w:hAnsi="Malgun Gothic"/>
-                <w:b w:val="false"/>
-                <w:bCs w:val="false"/>
-                <w:sz w:val="18"/>
-                <w:szCs w:val="18"/>
-              </w:rPr>
-              <w:t xml:space="preserve">참고 데이터</w:t>
+              <w:t xml:space="preserve">배지 잔여 작업</w:t>
             </w:r>
           </w:p>
         </w:tc>

--- a/시스템 구성도/시스템_구성_명세서.docx
+++ b/시스템 구성도/시스템_구성_명세서.docx
@@ -45,7 +45,7 @@
           <w:sz w:val="22"/>
           <w:szCs w:val="22"/>
         </w:rPr>
-        <w:t xml:space="preserve">v1.0 · 2026-09-26</w:t>
+        <w:t xml:space="preserve">v1.1 · 2026-09-27</w:t>
       </w:r>
     </w:p>
     <w:tbl>
@@ -288,7 +288,7 @@
                 <w:sz w:val="18"/>
                 <w:szCs w:val="18"/>
               </w:rPr>
-              <w:t xml:space="preserve">GitHub TourLabOrganization/Tour-Navigator-App · 브랜치 claude/brave-dirac-zmdr4p · 커밋 fc511ca (2026-09-26 Claude Design 내보내기본 통합 이후)</w:t>
+              <w:t xml:space="preserve">GitHub TourLabOrganization/Tour-Navigator-App · 브랜치 claude/brave-dirac-zmdr4p · 2026-09-27 Claude Design 내보내기본 통합(커밋 478f749) 이후</w:t>
             </w:r>
           </w:p>
         </w:tc>
@@ -400,7 +400,7 @@
                 <w:sz w:val="18"/>
                 <w:szCs w:val="18"/>
               </w:rPr>
-              <w:t xml:space="preserve">README.md · ARCHITECTURE.md · DATA.md · APIS.md · DESIGN.md · STYLES.md · CONTRIBUTING.md · ROADMAP.md · 테마 추천 알고리즘/README.md · 체류시간 산정/README.md</w:t>
+              <w:t xml:space="preserve">README.md · ARCHITECTURE.md · DATA.md · APIS.md · DESIGN.md · STYLES.md · CONTRIBUTING.md · CLEANUP.md · ROADMAP.md · CHANGELOG.md · I18N-TODO.md · 테마 추천 알고리즘/README.md · 체류시간 산정/README.md</w:t>
             </w:r>
           </w:p>
         </w:tc>
@@ -697,7 +697,7 @@
           <w:sz w:val="20"/>
           <w:szCs w:val="20"/>
         </w:rPr>
-        <w:t xml:space="preserve">이 문서는 현재 저장소에 있는 코드와 데이터, 그리고 ROADMAP 에 적힌 계획 항목(CORS 프록시, 테마 추천 화면)을 다룬다. 서버·DB·인증은 현재 시스템에 없으므로 다루지 않는다.</w:t>
+        <w:t xml:space="preserve">이 문서는 현재 저장소에 있는 코드와 데이터, 그리고 ROADMAP 에 적힌 계획 항목(CORS 프록시, 테마 추천 결과 통일)을 다룬다. 서버·DB·인증은 현재 시스템에 없으므로 다루지 않는다.</w:t>
       </w:r>
     </w:p>
     <w:p>
@@ -1147,7 +1147,7 @@
                 <w:sz w:val="18"/>
                 <w:szCs w:val="18"/>
               </w:rPr>
-              <w:t xml:space="preserve">계획 항목 (CORS 프록시, 테마 추천 화면)</w:t>
+              <w:t xml:space="preserve">계획 항목 (CORS 프록시)</w:t>
             </w:r>
           </w:p>
         </w:tc>
@@ -1522,7 +1522,7 @@
                 <w:sz w:val="18"/>
                 <w:szCs w:val="18"/>
               </w:rPr>
-              <w:t xml:space="preserve">Google Maps · YouTube Data · 공공데이터포털(한국관광공사 · 기상청 · 에어코리아 · 한국공항공사) · Kakao · 한국도로공사 · TMDB · 키 없는 서비스 · 예매 링크</w:t>
+              <w:t xml:space="preserve">Google Maps · YouTube Data · 공공데이터포털(한국관광공사 · 기상청 · 에어코리아 · 국토부 TAGO · 한국공항공사 · 부산시 · 부산교통공사) · Kakao REST · 카카오모빌리티 · 한국도로공사 · TMDB · 키 없는 서비스 · 예매 링크</w:t>
             </w:r>
           </w:p>
         </w:tc>
@@ -2174,7 +2174,7 @@
                 <w:sz w:val="18"/>
                 <w:szCs w:val="18"/>
               </w:rPr>
-              <w:t xml:space="preserve">전 테마 장소 통합, 도시 클러스터, 날짜 범위 코스 계산, 광역교통 2단계 선택과 이동 체인 · 시각표, 도시철도 호선 → 역, 카페리, 일자별 장소 추가, 내 플랜 저장, 여행 기간 행사</w:t>
+              <w:t xml:space="preserve">전국 장소 2,711곳 · 109개 시군, 도시 클러스터, 목록 40곳 + 더 보기, 날짜 범위 코스 계산, 광역교통 2단계 선택과 이동 체인 · TAGO 시각표, 지하철 호선 → 역(수도권 165개 + 이름 검색 추가), 카페리, 일자별 장소 추가, 내 플랜 저장, 도시별 행사, 관광특구 배지</w:t>
             </w:r>
           </w:p>
         </w:tc>
@@ -2201,7 +2201,7 @@
                 <w:sz w:val="18"/>
                 <w:szCs w:val="18"/>
               </w:rPr>
-              <w:t xml:space="preserve">7,048</w:t>
+              <w:t xml:space="preserve">9,496</w:t>
             </w:r>
           </w:p>
         </w:tc>
@@ -2284,7 +2284,7 @@
                 <w:sz w:val="18"/>
                 <w:szCs w:val="18"/>
               </w:rPr>
-              <w:t xml:space="preserve">경주 · 거제 · 전국 (36곳)</w:t>
+              <w:t xml:space="preserve">경주 · 거제 · 전국 (촬영지 36곳)</w:t>
             </w:r>
           </w:p>
         </w:tc>
@@ -2311,7 +2311,7 @@
                 <w:sz w:val="18"/>
                 <w:szCs w:val="18"/>
               </w:rPr>
-              <w:t xml:space="preserve">2,956</w:t>
+              <w:t xml:space="preserve">3,185</w:t>
             </w:r>
           </w:p>
         </w:tc>
@@ -2394,7 +2394,7 @@
                 <w:sz w:val="18"/>
                 <w:szCs w:val="18"/>
               </w:rPr>
-              <w:t xml:space="preserve">영월 (5곳)</w:t>
+              <w:t xml:space="preserve">영월 (촬영지 5곳)</w:t>
             </w:r>
           </w:p>
         </w:tc>
@@ -2421,7 +2421,7 @@
                 <w:sz w:val="18"/>
                 <w:szCs w:val="18"/>
               </w:rPr>
-              <w:t xml:space="preserve">2,843</w:t>
+              <w:t xml:space="preserve">3,071</w:t>
             </w:r>
           </w:p>
         </w:tc>
@@ -2504,7 +2504,7 @@
                 <w:sz w:val="18"/>
                 <w:szCs w:val="18"/>
               </w:rPr>
-              <w:t xml:space="preserve">서울 (11곳)</w:t>
+              <w:t xml:space="preserve">서울 (촬영지 11곳)</w:t>
             </w:r>
           </w:p>
         </w:tc>
@@ -2531,7 +2531,7 @@
                 <w:sz w:val="18"/>
                 <w:szCs w:val="18"/>
               </w:rPr>
-              <w:t xml:space="preserve">3,135</w:t>
+              <w:t xml:space="preserve">3,362</w:t>
             </w:r>
           </w:p>
         </w:tc>
@@ -2614,7 +2614,7 @@
                 <w:sz w:val="18"/>
                 <w:szCs w:val="18"/>
               </w:rPr>
-              <w:t xml:space="preserve">제주 (11곳)</w:t>
+              <w:t xml:space="preserve">제주 (촬영지 11곳)</w:t>
             </w:r>
           </w:p>
         </w:tc>
@@ -2641,7 +2641,7 @@
                 <w:sz w:val="18"/>
                 <w:szCs w:val="18"/>
               </w:rPr>
-              <w:t xml:space="preserve">3,004</w:t>
+              <w:t xml:space="preserve">3,319</w:t>
             </w:r>
           </w:p>
         </w:tc>
@@ -2724,7 +2724,7 @@
                 <w:sz w:val="18"/>
                 <w:szCs w:val="18"/>
               </w:rPr>
-              <w:t xml:space="preserve">부산 (12곳)</w:t>
+              <w:t xml:space="preserve">부산 (촬영지 12곳)</w:t>
             </w:r>
           </w:p>
         </w:tc>
@@ -2751,7 +2751,7 @@
                 <w:sz w:val="18"/>
                 <w:szCs w:val="18"/>
               </w:rPr>
-              <w:t xml:space="preserve">3,222</w:t>
+              <w:t xml:space="preserve">3,464</w:t>
             </w:r>
           </w:p>
         </w:tc>
@@ -2773,7 +2773,7 @@
           <w:sz w:val="18"/>
           <w:szCs w:val="18"/>
         </w:rPr>
-        <w:t xml:space="preserve">테마 화면 5종은 구조와 로직이 거의 같다(내보내기본 기준 파일 간 공통 줄 60% 이상). 런타임 공용화는 8장 향후 계획에서 다룬다.</w:t>
+        <w:t xml:space="preserve">테마 화면 5종은 구조와 로직이 거의 같다(내보내기본 기준 파일 간 공통 줄 60% 이상). 런타임 공용화는 8장 향후 계획에서 다룬다. 플래너는 장소 데이터 약 860KB 를 포함해 2.0MB 로, 데이터 분리가 ROADMAP 에 있다.</w:t>
       </w:r>
     </w:p>
     <w:p>
@@ -3116,7 +3116,7 @@
                 <w:sz w:val="18"/>
                 <w:szCs w:val="18"/>
               </w:rPr>
-              <w:t xml:space="preserve">플래너 + 테마 5종 공용: 키 상수(GMAPS_KEY · YT_KEY · KAKAO_KEY · DATA_GO_KR_KEY · EXROAD_KEY · TMDB_KEY), 팔레트 · 지도 스킨 · 카테고리 표 · 달력 문자열 · cityName · vNum · vDate · stayPrice · stayQuery · hav, 조회 함수 getWeather(Open-Meteo + 기상청 단기예보) · getAirQuality(에어코리아) · getFestivals(TourAPI 축제) · getRelatedSpots(연관 관광지) · getTitleMeta(TMDB)</w:t>
+              <w:t xml:space="preserve">플래너 + 테마 5종 공용: 키 상수(GMAPS_KEY · YT_KEY · KAKAO_KEY · DATA_GO_KR_KEY · EXROAD_KEY · TMDB_KEY), 팔레트 · 지도 스킨 · 카테고리 표 · 달력 문자열 · cityName · vNum · vDate · stayPrice · stayQuery · hav, 조회 함수 getWeather(Open-Meteo + 기상청 단기예보 getKmaForecast · 격자별 1시간 캐시) · getAirQuality(에어코리아) · getFestivals(TourAPI 축제) · getRelatedSpots(연관 관광지 · getSignguCd) · getTitleMeta(TMDB)</w:t>
             </w:r>
           </w:p>
         </w:tc>
@@ -3516,7 +3516,7 @@
                 <w:sz w:val="18"/>
                 <w:szCs w:val="18"/>
               </w:rPr>
-              <w:t xml:space="preserve">테마 추천 알고리즘 classify.py (화면은 내장 DATA 사용)</w:t>
+              <w:t xml:space="preserve">테마 추천 알고리즘 classify.py (화면은 내장 DATA 사용 · 플래너 2,711곳은 연관 관광지 기반 숙박 · 기타 장소를 더한 것)</w:t>
             </w:r>
           </w:p>
         </w:tc>
@@ -4820,7 +4820,7 @@
           <w:sz w:val="20"/>
           <w:szCs w:val="20"/>
         </w:rPr>
-        <w:t xml:space="preserve">도시 안은 좌표 기준 최근접 순회로 정렬하고 체류 시간 가산 (거리는 hav 대권거리)</w:t>
+        <w:t xml:space="preserve">도시 안은 좌표 기준 최근접 순회로 정렬하고 체류 시간 가산 (거리는 hav 대권거리 × 1.35, 자동차는 카카오모빌리티 실측 시간 · 택시 요금)</w:t>
       </w:r>
     </w:p>
     <w:p>
@@ -4838,7 +4838,7 @@
           <w:sz w:val="20"/>
           <w:szCs w:val="20"/>
         </w:rPr>
-        <w:t xml:space="preserve">수도권 전철권이면 METRO 기반 경로와 출발역 선택으로 대체</w:t>
+        <w:t xml:space="preserve">수도권 전철권이면 METRO 기반 경로와 호선 → 역 선택으로 대체. 광역 이동 체인은 TAGO 열차 · 고속버스 시각표와 공항 수속 소요시간을 반영</w:t>
       </w:r>
     </w:p>
     <w:p>
@@ -4886,7 +4886,7 @@
           <w:sz w:val="20"/>
           <w:szCs w:val="20"/>
         </w:rPr>
-        <w:t xml:space="preserve">개발자가 python run_all.py 를 실행한다. 결과 JSON 을 커밋하면 저장소가 최신 계산을 담는다. 앱 화면에서 이 결과를 읽는 [테마 추천] 기능은 아직 없다(계획).</w:t>
+        <w:t xml:space="preserve">개발자가 python run_all.py 를 실행한다. 결과 JSON 을 커밋하면 저장소가 최신 계산을 담는다. 홈 화면의 [테마 추천]은 자체 점수표로 여행자 유형을 판정하며, 이 파이프라인 결과와의 통일은 8장 계획 항목이다.</w:t>
       </w:r>
     </w:p>
     <w:tbl>
@@ -5384,7 +5384,7 @@
           <w:sz w:val="20"/>
           <w:szCs w:val="20"/>
         </w:rPr>
-        <w:t xml:space="preserve">내보내기본에 딸려 온 공용 상수 · 함수 정의와 키 문자열을 지운다. 지도 로더 URL 은 GMAPS_KEY 를 쓰도록 바꾼다.</w:t>
+        <w:t xml:space="preserve">내보내기본에 딸려 온 공용 상수 · 함수 정의(09-27 기준 화면당 42개)와 키 문자열 · window.APP_CONFIG 직접 참조를 지우고 shared.js 상수로 바꾼다. 공용 함수 본문이 달라졌으면 그 변경만 shared.js 로 옮긴다.</w:t>
       </w:r>
     </w:p>
     <w:p>
@@ -6787,7 +6787,7 @@
                 <w:sz w:val="18"/>
                 <w:szCs w:val="18"/>
               </w:rPr>
-              <w:t xml:space="preserve">한국공항공사 (공공데이터포털)</w:t>
+              <w:t xml:space="preserve">한국관광공사 관광지 집중률 (공공데이터포털)</w:t>
             </w:r>
           </w:p>
         </w:tc>
@@ -6814,7 +6814,7 @@
                 <w:sz w:val="18"/>
                 <w:szCs w:val="18"/>
               </w:rPr>
-              <w:t xml:space="preserve">국내선 운항 현황</w:t>
+              <w:t xml:space="preserve">방문자 추이 예측</w:t>
             </w:r>
           </w:p>
         </w:tc>
@@ -6841,7 +6841,7 @@
                 <w:sz w:val="18"/>
                 <w:szCs w:val="18"/>
               </w:rPr>
-              <w:t xml:space="preserve">KAC_ENDPOINT (미설정)</w:t>
+              <w:t xml:space="preserve">apis.data.go.kr/B551011/TatsCnctrRateService/tatsCnctrRatedList</w:t>
             </w:r>
           </w:p>
         </w:tc>
@@ -6922,7 +6922,7 @@
                 <w:sz w:val="18"/>
                 <w:szCs w:val="18"/>
               </w:rPr>
-              <w:t xml:space="preserve">CORS 차단 → 항공 요약 하드코딩, 프록시 후 전환</w:t>
+              <w:t xml:space="preserve"/>
             </w:r>
           </w:p>
         </w:tc>
@@ -6951,6 +6951,826 @@
                 <w:sz w:val="18"/>
                 <w:szCs w:val="18"/>
               </w:rPr>
+              <w:t xml:space="preserve">국토교통부 TAGO (공공데이터포털)</w:t>
+            </w:r>
+          </w:p>
+        </w:tc>
+        <w:tc>
+          <w:tcPr>
+            <w:tcW w:type="dxa" w:w="1500"/>
+            <w:tcMar>
+              <w:top w:type="dxa" w:w="60"/>
+              <w:left w:type="dxa" w:w="90"/>
+              <w:bottom w:type="dxa" w:w="60"/>
+              <w:right w:type="dxa" w:w="90"/>
+            </w:tcMar>
+            <w:vAlign w:val="center"/>
+          </w:tcPr>
+          <w:p>
+            <w:pPr>
+              <w:spacing w:after="0" w:line="260"/>
+            </w:pPr>
+            <w:r>
+              <w:rPr>
+                <w:rFonts w:ascii="Malgun Gothic" w:cs="Malgun Gothic" w:eastAsia="Malgun Gothic" w:hAnsi="Malgun Gothic"/>
+                <w:b w:val="false"/>
+                <w:bCs w:val="false"/>
+                <w:sz w:val="18"/>
+                <w:szCs w:val="18"/>
+              </w:rPr>
+              <w:t xml:space="preserve">열차 · 지하철 · 고속버스 시각표</w:t>
+            </w:r>
+          </w:p>
+        </w:tc>
+        <w:tc>
+          <w:tcPr>
+            <w:tcW w:type="dxa" w:w="2288"/>
+            <w:tcMar>
+              <w:top w:type="dxa" w:w="60"/>
+              <w:left w:type="dxa" w:w="90"/>
+              <w:bottom w:type="dxa" w:w="60"/>
+              <w:right w:type="dxa" w:w="90"/>
+            </w:tcMar>
+            <w:vAlign w:val="center"/>
+          </w:tcPr>
+          <w:p>
+            <w:pPr>
+              <w:spacing w:after="0" w:line="260"/>
+            </w:pPr>
+            <w:r>
+              <w:rPr>
+                <w:rFonts w:ascii="Malgun Gothic" w:cs="Malgun Gothic" w:eastAsia="Malgun Gothic" w:hAnsi="Malgun Gothic"/>
+                <w:b w:val="false"/>
+                <w:bCs w:val="false"/>
+                <w:sz w:val="18"/>
+                <w:szCs w:val="18"/>
+              </w:rPr>
+              <w:t xml:space="preserve">apis.data.go.kr/1613000/TrainInfo · SubwayInfo · ExpBusInfo</w:t>
+            </w:r>
+          </w:p>
+        </w:tc>
+        <w:tc>
+          <w:tcPr>
+            <w:tcW w:type="dxa" w:w="1000"/>
+            <w:tcMar>
+              <w:top w:type="dxa" w:w="60"/>
+              <w:left w:type="dxa" w:w="90"/>
+              <w:bottom w:type="dxa" w:w="60"/>
+              <w:right w:type="dxa" w:w="90"/>
+            </w:tcMar>
+            <w:vAlign w:val="center"/>
+          </w:tcPr>
+          <w:p>
+            <w:pPr>
+              <w:spacing w:after="0" w:line="260"/>
+            </w:pPr>
+            <w:r>
+              <w:rPr>
+                <w:rFonts w:ascii="Malgun Gothic" w:cs="Malgun Gothic" w:eastAsia="Malgun Gothic" w:hAnsi="Malgun Gothic"/>
+                <w:b w:val="false"/>
+                <w:bCs w:val="false"/>
+                <w:sz w:val="18"/>
+                <w:szCs w:val="18"/>
+              </w:rPr>
+              <w:t xml:space="preserve">dataGoKr</w:t>
+            </w:r>
+          </w:p>
+        </w:tc>
+        <w:tc>
+          <w:tcPr>
+            <w:tcW w:type="dxa" w:w="1400"/>
+            <w:tcMar>
+              <w:top w:type="dxa" w:w="60"/>
+              <w:left w:type="dxa" w:w="90"/>
+              <w:bottom w:type="dxa" w:w="60"/>
+              <w:right w:type="dxa" w:w="90"/>
+            </w:tcMar>
+            <w:vAlign w:val="center"/>
+          </w:tcPr>
+          <w:p>
+            <w:pPr>
+              <w:spacing w:after="0" w:line="260"/>
+            </w:pPr>
+            <w:r>
+              <w:rPr>
+                <w:rFonts w:ascii="Malgun Gothic" w:cs="Malgun Gothic" w:eastAsia="Malgun Gothic" w:hAnsi="Malgun Gothic"/>
+                <w:b w:val="false"/>
+                <w:bCs w:val="false"/>
+                <w:sz w:val="18"/>
+                <w:szCs w:val="18"/>
+              </w:rPr>
+              <w:t xml:space="preserve">플래너 광역 이동 체인</w:t>
+            </w:r>
+          </w:p>
+        </w:tc>
+        <w:tc>
+          <w:tcPr>
+            <w:tcW w:type="dxa" w:w="1800"/>
+            <w:tcMar>
+              <w:top w:type="dxa" w:w="60"/>
+              <w:left w:type="dxa" w:w="90"/>
+              <w:bottom w:type="dxa" w:w="60"/>
+              <w:right w:type="dxa" w:w="90"/>
+            </w:tcMar>
+            <w:vAlign w:val="center"/>
+          </w:tcPr>
+          <w:p>
+            <w:pPr>
+              <w:spacing w:after="0" w:line="260"/>
+            </w:pPr>
+            <w:r>
+              <w:rPr>
+                <w:rFonts w:ascii="Malgun Gothic" w:cs="Malgun Gothic" w:eastAsia="Malgun Gothic" w:hAnsi="Malgun Gothic"/>
+                <w:b w:val="false"/>
+                <w:bCs w:val="false"/>
+                <w:sz w:val="18"/>
+                <w:szCs w:val="18"/>
+              </w:rPr>
+              <w:t xml:space="preserve">고속버스 터미널만 (시외버스 없음)</w:t>
+            </w:r>
+          </w:p>
+        </w:tc>
+      </w:tr>
+      <w:tr>
+        <w:tc>
+          <w:tcPr>
+            <w:tcW w:type="dxa" w:w="1650"/>
+            <w:tcMar>
+              <w:top w:type="dxa" w:w="60"/>
+              <w:left w:type="dxa" w:w="90"/>
+              <w:bottom w:type="dxa" w:w="60"/>
+              <w:right w:type="dxa" w:w="90"/>
+            </w:tcMar>
+            <w:vAlign w:val="center"/>
+          </w:tcPr>
+          <w:p>
+            <w:pPr>
+              <w:spacing w:after="0" w:line="260"/>
+            </w:pPr>
+            <w:r>
+              <w:rPr>
+                <w:rFonts w:ascii="Malgun Gothic" w:cs="Malgun Gothic" w:eastAsia="Malgun Gothic" w:hAnsi="Malgun Gothic"/>
+                <w:b w:val="false"/>
+                <w:bCs w:val="false"/>
+                <w:sz w:val="18"/>
+                <w:szCs w:val="18"/>
+              </w:rPr>
+              <w:t xml:space="preserve">한국공항공사 공항 소요시간 (공공데이터포털)</w:t>
+            </w:r>
+          </w:p>
+        </w:tc>
+        <w:tc>
+          <w:tcPr>
+            <w:tcW w:type="dxa" w:w="1500"/>
+            <w:tcMar>
+              <w:top w:type="dxa" w:w="60"/>
+              <w:left w:type="dxa" w:w="90"/>
+              <w:bottom w:type="dxa" w:w="60"/>
+              <w:right w:type="dxa" w:w="90"/>
+            </w:tcMar>
+            <w:vAlign w:val="center"/>
+          </w:tcPr>
+          <w:p>
+            <w:pPr>
+              <w:spacing w:after="0" w:line="260"/>
+            </w:pPr>
+            <w:r>
+              <w:rPr>
+                <w:rFonts w:ascii="Malgun Gothic" w:cs="Malgun Gothic" w:eastAsia="Malgun Gothic" w:hAnsi="Malgun Gothic"/>
+                <w:b w:val="false"/>
+                <w:bCs w:val="false"/>
+                <w:sz w:val="18"/>
+                <w:szCs w:val="18"/>
+              </w:rPr>
+              <w:t xml:space="preserve">김포 · 제주 · 김해 · 청주 · 대구 수속 소요시간</w:t>
+            </w:r>
+          </w:p>
+        </w:tc>
+        <w:tc>
+          <w:tcPr>
+            <w:tcW w:type="dxa" w:w="2288"/>
+            <w:tcMar>
+              <w:top w:type="dxa" w:w="60"/>
+              <w:left w:type="dxa" w:w="90"/>
+              <w:bottom w:type="dxa" w:w="60"/>
+              <w:right w:type="dxa" w:w="90"/>
+            </w:tcMar>
+            <w:vAlign w:val="center"/>
+          </w:tcPr>
+          <w:p>
+            <w:pPr>
+              <w:spacing w:after="0" w:line="260"/>
+            </w:pPr>
+            <w:r>
+              <w:rPr>
+                <w:rFonts w:ascii="Malgun Gothic" w:cs="Malgun Gothic" w:eastAsia="Malgun Gothic" w:hAnsi="Malgun Gothic"/>
+                <w:b w:val="false"/>
+                <w:bCs w:val="false"/>
+                <w:sz w:val="18"/>
+                <w:szCs w:val="18"/>
+              </w:rPr>
+              <w:t xml:space="preserve">apis.data.go.kr/B551178/airport-process-time/v1</w:t>
+            </w:r>
+          </w:p>
+        </w:tc>
+        <w:tc>
+          <w:tcPr>
+            <w:tcW w:type="dxa" w:w="1000"/>
+            <w:tcMar>
+              <w:top w:type="dxa" w:w="60"/>
+              <w:left w:type="dxa" w:w="90"/>
+              <w:bottom w:type="dxa" w:w="60"/>
+              <w:right w:type="dxa" w:w="90"/>
+            </w:tcMar>
+            <w:vAlign w:val="center"/>
+          </w:tcPr>
+          <w:p>
+            <w:pPr>
+              <w:spacing w:after="0" w:line="260"/>
+            </w:pPr>
+            <w:r>
+              <w:rPr>
+                <w:rFonts w:ascii="Malgun Gothic" w:cs="Malgun Gothic" w:eastAsia="Malgun Gothic" w:hAnsi="Malgun Gothic"/>
+                <w:b w:val="false"/>
+                <w:bCs w:val="false"/>
+                <w:sz w:val="18"/>
+                <w:szCs w:val="18"/>
+              </w:rPr>
+              <w:t xml:space="preserve">dataGoKr</w:t>
+            </w:r>
+          </w:p>
+        </w:tc>
+        <w:tc>
+          <w:tcPr>
+            <w:tcW w:type="dxa" w:w="1400"/>
+            <w:tcMar>
+              <w:top w:type="dxa" w:w="60"/>
+              <w:left w:type="dxa" w:w="90"/>
+              <w:bottom w:type="dxa" w:w="60"/>
+              <w:right w:type="dxa" w:w="90"/>
+            </w:tcMar>
+            <w:vAlign w:val="center"/>
+          </w:tcPr>
+          <w:p>
+            <w:pPr>
+              <w:spacing w:after="0" w:line="260"/>
+            </w:pPr>
+            <w:r>
+              <w:rPr>
+                <w:rFonts w:ascii="Malgun Gothic" w:cs="Malgun Gothic" w:eastAsia="Malgun Gothic" w:hAnsi="Malgun Gothic"/>
+                <w:b w:val="false"/>
+                <w:bCs w:val="false"/>
+                <w:sz w:val="18"/>
+                <w:szCs w:val="18"/>
+              </w:rPr>
+              <w:t xml:space="preserve">플래너 (공항 도착 여유 계산)</w:t>
+            </w:r>
+          </w:p>
+        </w:tc>
+        <w:tc>
+          <w:tcPr>
+            <w:tcW w:type="dxa" w:w="1800"/>
+            <w:tcMar>
+              <w:top w:type="dxa" w:w="60"/>
+              <w:left w:type="dxa" w:w="90"/>
+              <w:bottom w:type="dxa" w:w="60"/>
+              <w:right w:type="dxa" w:w="90"/>
+            </w:tcMar>
+            <w:vAlign w:val="center"/>
+          </w:tcPr>
+          <w:p>
+            <w:pPr>
+              <w:spacing w:after="0" w:line="260"/>
+            </w:pPr>
+            <w:r>
+              <w:rPr>
+                <w:rFonts w:ascii="Malgun Gothic" w:cs="Malgun Gothic" w:eastAsia="Malgun Gothic" w:hAnsi="Malgun Gothic"/>
+                <w:b w:val="false"/>
+                <w:bCs w:val="false"/>
+                <w:sz w:val="18"/>
+                <w:szCs w:val="18"/>
+              </w:rPr>
+              <w:t xml:space="preserve">실측 없으면 40분</w:t>
+            </w:r>
+          </w:p>
+        </w:tc>
+      </w:tr>
+      <w:tr>
+        <w:tc>
+          <w:tcPr>
+            <w:tcW w:type="dxa" w:w="1650"/>
+            <w:tcMar>
+              <w:top w:type="dxa" w:w="60"/>
+              <w:left w:type="dxa" w:w="90"/>
+              <w:bottom w:type="dxa" w:w="60"/>
+              <w:right w:type="dxa" w:w="90"/>
+            </w:tcMar>
+            <w:vAlign w:val="center"/>
+          </w:tcPr>
+          <w:p>
+            <w:pPr>
+              <w:spacing w:after="0" w:line="260"/>
+            </w:pPr>
+            <w:r>
+              <w:rPr>
+                <w:rFonts w:ascii="Malgun Gothic" w:cs="Malgun Gothic" w:eastAsia="Malgun Gothic" w:hAnsi="Malgun Gothic"/>
+                <w:b w:val="false"/>
+                <w:bCs w:val="false"/>
+                <w:sz w:val="18"/>
+                <w:szCs w:val="18"/>
+              </w:rPr>
+              <w:t xml:space="preserve">한국공항공사 국내선 운항 (공공데이터포털)</w:t>
+            </w:r>
+          </w:p>
+        </w:tc>
+        <w:tc>
+          <w:tcPr>
+            <w:tcW w:type="dxa" w:w="1500"/>
+            <w:tcMar>
+              <w:top w:type="dxa" w:w="60"/>
+              <w:left w:type="dxa" w:w="90"/>
+              <w:bottom w:type="dxa" w:w="60"/>
+              <w:right w:type="dxa" w:w="90"/>
+            </w:tcMar>
+            <w:vAlign w:val="center"/>
+          </w:tcPr>
+          <w:p>
+            <w:pPr>
+              <w:spacing w:after="0" w:line="260"/>
+            </w:pPr>
+            <w:r>
+              <w:rPr>
+                <w:rFonts w:ascii="Malgun Gothic" w:cs="Malgun Gothic" w:eastAsia="Malgun Gothic" w:hAnsi="Malgun Gothic"/>
+                <w:b w:val="false"/>
+                <w:bCs w:val="false"/>
+                <w:sz w:val="18"/>
+                <w:szCs w:val="18"/>
+              </w:rPr>
+              <w:t xml:space="preserve">국내선 편성</w:t>
+            </w:r>
+          </w:p>
+        </w:tc>
+        <w:tc>
+          <w:tcPr>
+            <w:tcW w:type="dxa" w:w="2288"/>
+            <w:tcMar>
+              <w:top w:type="dxa" w:w="60"/>
+              <w:left w:type="dxa" w:w="90"/>
+              <w:bottom w:type="dxa" w:w="60"/>
+              <w:right w:type="dxa" w:w="90"/>
+            </w:tcMar>
+            <w:vAlign w:val="center"/>
+          </w:tcPr>
+          <w:p>
+            <w:pPr>
+              <w:spacing w:after="0" w:line="260"/>
+            </w:pPr>
+            <w:r>
+              <w:rPr>
+                <w:rFonts w:ascii="Malgun Gothic" w:cs="Malgun Gothic" w:eastAsia="Malgun Gothic" w:hAnsi="Malgun Gothic"/>
+                <w:b w:val="false"/>
+                <w:bCs w:val="false"/>
+                <w:sz w:val="18"/>
+                <w:szCs w:val="18"/>
+              </w:rPr>
+              <w:t xml:space="preserve">KAC_ENDPOINT (공공데이터포털 GW 요청주소 · 미설정)</w:t>
+            </w:r>
+          </w:p>
+        </w:tc>
+        <w:tc>
+          <w:tcPr>
+            <w:tcW w:type="dxa" w:w="1000"/>
+            <w:tcMar>
+              <w:top w:type="dxa" w:w="60"/>
+              <w:left w:type="dxa" w:w="90"/>
+              <w:bottom w:type="dxa" w:w="60"/>
+              <w:right w:type="dxa" w:w="90"/>
+            </w:tcMar>
+            <w:vAlign w:val="center"/>
+          </w:tcPr>
+          <w:p>
+            <w:pPr>
+              <w:spacing w:after="0" w:line="260"/>
+            </w:pPr>
+            <w:r>
+              <w:rPr>
+                <w:rFonts w:ascii="Malgun Gothic" w:cs="Malgun Gothic" w:eastAsia="Malgun Gothic" w:hAnsi="Malgun Gothic"/>
+                <w:b w:val="false"/>
+                <w:bCs w:val="false"/>
+                <w:sz w:val="18"/>
+                <w:szCs w:val="18"/>
+              </w:rPr>
+              <w:t xml:space="preserve">dataGoKr</w:t>
+            </w:r>
+          </w:p>
+        </w:tc>
+        <w:tc>
+          <w:tcPr>
+            <w:tcW w:type="dxa" w:w="1400"/>
+            <w:tcMar>
+              <w:top w:type="dxa" w:w="60"/>
+              <w:left w:type="dxa" w:w="90"/>
+              <w:bottom w:type="dxa" w:w="60"/>
+              <w:right w:type="dxa" w:w="90"/>
+            </w:tcMar>
+            <w:vAlign w:val="center"/>
+          </w:tcPr>
+          <w:p>
+            <w:pPr>
+              <w:spacing w:after="0" w:line="260"/>
+            </w:pPr>
+            <w:r>
+              <w:rPr>
+                <w:rFonts w:ascii="Malgun Gothic" w:cs="Malgun Gothic" w:eastAsia="Malgun Gothic" w:hAnsi="Malgun Gothic"/>
+                <w:b w:val="false"/>
+                <w:bCs w:val="false"/>
+                <w:sz w:val="18"/>
+                <w:szCs w:val="18"/>
+              </w:rPr>
+              <w:t xml:space="preserve">플래너</w:t>
+            </w:r>
+          </w:p>
+        </w:tc>
+        <w:tc>
+          <w:tcPr>
+            <w:tcW w:type="dxa" w:w="1800"/>
+            <w:tcMar>
+              <w:top w:type="dxa" w:w="60"/>
+              <w:left w:type="dxa" w:w="90"/>
+              <w:bottom w:type="dxa" w:w="60"/>
+              <w:right w:type="dxa" w:w="90"/>
+            </w:tcMar>
+            <w:vAlign w:val="center"/>
+          </w:tcPr>
+          <w:p>
+            <w:pPr>
+              <w:spacing w:after="0" w:line="260"/>
+            </w:pPr>
+            <w:r>
+              <w:rPr>
+                <w:rFonts w:ascii="Malgun Gothic" w:cs="Malgun Gothic" w:eastAsia="Malgun Gothic" w:hAnsi="Malgun Gothic"/>
+                <w:b w:val="false"/>
+                <w:bCs w:val="false"/>
+                <w:sz w:val="18"/>
+                <w:szCs w:val="18"/>
+              </w:rPr>
+              <w:t xml:space="preserve">주소 입력 전까지 제주 · 부산 편성 요약 하드코딩. 구 openapi.airport.co.kr 주소는 CORS 차단</w:t>
+            </w:r>
+          </w:p>
+        </w:tc>
+      </w:tr>
+      <w:tr>
+        <w:tc>
+          <w:tcPr>
+            <w:tcW w:type="dxa" w:w="1650"/>
+            <w:tcMar>
+              <w:top w:type="dxa" w:w="60"/>
+              <w:left w:type="dxa" w:w="90"/>
+              <w:bottom w:type="dxa" w:w="60"/>
+              <w:right w:type="dxa" w:w="90"/>
+            </w:tcMar>
+            <w:vAlign w:val="center"/>
+          </w:tcPr>
+          <w:p>
+            <w:pPr>
+              <w:spacing w:after="0" w:line="260"/>
+            </w:pPr>
+            <w:r>
+              <w:rPr>
+                <w:rFonts w:ascii="Malgun Gothic" w:cs="Malgun Gothic" w:eastAsia="Malgun Gothic" w:hAnsi="Malgun Gothic"/>
+                <w:b w:val="false"/>
+                <w:bCs w:val="false"/>
+                <w:sz w:val="18"/>
+                <w:szCs w:val="18"/>
+              </w:rPr>
+              <w:t xml:space="preserve">부산광역시 부산테마여행정보 (공공데이터포털)</w:t>
+            </w:r>
+          </w:p>
+        </w:tc>
+        <w:tc>
+          <w:tcPr>
+            <w:tcW w:type="dxa" w:w="1500"/>
+            <w:tcMar>
+              <w:top w:type="dxa" w:w="60"/>
+              <w:left w:type="dxa" w:w="90"/>
+              <w:bottom w:type="dxa" w:w="60"/>
+              <w:right w:type="dxa" w:w="90"/>
+            </w:tcMar>
+            <w:vAlign w:val="center"/>
+          </w:tcPr>
+          <w:p>
+            <w:pPr>
+              <w:spacing w:after="0" w:line="260"/>
+            </w:pPr>
+            <w:r>
+              <w:rPr>
+                <w:rFonts w:ascii="Malgun Gothic" w:cs="Malgun Gothic" w:eastAsia="Malgun Gothic" w:hAnsi="Malgun Gothic"/>
+                <w:b w:val="false"/>
+                <w:bCs w:val="false"/>
+                <w:sz w:val="18"/>
+                <w:szCs w:val="18"/>
+              </w:rPr>
+              <w:t xml:space="preserve">도보여행 · 이색여행 241곳 (한 · 영 · 중 · 일)</w:t>
+            </w:r>
+          </w:p>
+        </w:tc>
+        <w:tc>
+          <w:tcPr>
+            <w:tcW w:type="dxa" w:w="2288"/>
+            <w:tcMar>
+              <w:top w:type="dxa" w:w="60"/>
+              <w:left w:type="dxa" w:w="90"/>
+              <w:bottom w:type="dxa" w:w="60"/>
+              <w:right w:type="dxa" w:w="90"/>
+            </w:tcMar>
+            <w:vAlign w:val="center"/>
+          </w:tcPr>
+          <w:p>
+            <w:pPr>
+              <w:spacing w:after="0" w:line="260"/>
+            </w:pPr>
+            <w:r>
+              <w:rPr>
+                <w:rFonts w:ascii="Malgun Gothic" w:cs="Malgun Gothic" w:eastAsia="Malgun Gothic" w:hAnsi="Malgun Gothic"/>
+                <w:b w:val="false"/>
+                <w:bCs w:val="false"/>
+                <w:sz w:val="18"/>
+                <w:szCs w:val="18"/>
+              </w:rPr>
+              <w:t xml:space="preserve">apis.data.go.kr/6260000/RecommendedService</w:t>
+            </w:r>
+          </w:p>
+        </w:tc>
+        <w:tc>
+          <w:tcPr>
+            <w:tcW w:type="dxa" w:w="1000"/>
+            <w:tcMar>
+              <w:top w:type="dxa" w:w="60"/>
+              <w:left w:type="dxa" w:w="90"/>
+              <w:bottom w:type="dxa" w:w="60"/>
+              <w:right w:type="dxa" w:w="90"/>
+            </w:tcMar>
+            <w:vAlign w:val="center"/>
+          </w:tcPr>
+          <w:p>
+            <w:pPr>
+              <w:spacing w:after="0" w:line="260"/>
+            </w:pPr>
+            <w:r>
+              <w:rPr>
+                <w:rFonts w:ascii="Malgun Gothic" w:cs="Malgun Gothic" w:eastAsia="Malgun Gothic" w:hAnsi="Malgun Gothic"/>
+                <w:b w:val="false"/>
+                <w:bCs w:val="false"/>
+                <w:sz w:val="18"/>
+                <w:szCs w:val="18"/>
+              </w:rPr>
+              <w:t xml:space="preserve">dataGoKr</w:t>
+            </w:r>
+          </w:p>
+        </w:tc>
+        <w:tc>
+          <w:tcPr>
+            <w:tcW w:type="dxa" w:w="1400"/>
+            <w:tcMar>
+              <w:top w:type="dxa" w:w="60"/>
+              <w:left w:type="dxa" w:w="90"/>
+              <w:bottom w:type="dxa" w:w="60"/>
+              <w:right w:type="dxa" w:w="90"/>
+            </w:tcMar>
+            <w:vAlign w:val="center"/>
+          </w:tcPr>
+          <w:p>
+            <w:pPr>
+              <w:spacing w:after="0" w:line="260"/>
+            </w:pPr>
+            <w:r>
+              <w:rPr>
+                <w:rFonts w:ascii="Malgun Gothic" w:cs="Malgun Gothic" w:eastAsia="Malgun Gothic" w:hAnsi="Malgun Gothic"/>
+                <w:b w:val="false"/>
+                <w:bCs w:val="false"/>
+                <w:sz w:val="18"/>
+                <w:szCs w:val="18"/>
+              </w:rPr>
+              <w:t xml:space="preserve">플래너 · 부산 화면</w:t>
+            </w:r>
+          </w:p>
+        </w:tc>
+        <w:tc>
+          <w:tcPr>
+            <w:tcW w:type="dxa" w:w="1800"/>
+            <w:tcMar>
+              <w:top w:type="dxa" w:w="60"/>
+              <w:left w:type="dxa" w:w="90"/>
+              <w:bottom w:type="dxa" w:w="60"/>
+              <w:right w:type="dxa" w:w="90"/>
+            </w:tcMar>
+            <w:vAlign w:val="center"/>
+          </w:tcPr>
+          <w:p>
+            <w:pPr>
+              <w:spacing w:after="0" w:line="260"/>
+            </w:pPr>
+            <w:r>
+              <w:rPr>
+                <w:rFonts w:ascii="Malgun Gothic" w:cs="Malgun Gothic" w:eastAsia="Malgun Gothic" w:hAnsi="Malgun Gothic"/>
+                <w:b w:val="false"/>
+                <w:bCs w:val="false"/>
+                <w:sz w:val="18"/>
+                <w:szCs w:val="18"/>
+              </w:rPr>
+              <w:t xml:space="preserve"/>
+            </w:r>
+          </w:p>
+        </w:tc>
+      </w:tr>
+      <w:tr>
+        <w:tc>
+          <w:tcPr>
+            <w:tcW w:type="dxa" w:w="1650"/>
+            <w:tcMar>
+              <w:top w:type="dxa" w:w="60"/>
+              <w:left w:type="dxa" w:w="90"/>
+              <w:bottom w:type="dxa" w:w="60"/>
+              <w:right w:type="dxa" w:w="90"/>
+            </w:tcMar>
+            <w:vAlign w:val="center"/>
+          </w:tcPr>
+          <w:p>
+            <w:pPr>
+              <w:spacing w:after="0" w:line="260"/>
+            </w:pPr>
+            <w:r>
+              <w:rPr>
+                <w:rFonts w:ascii="Malgun Gothic" w:cs="Malgun Gothic" w:eastAsia="Malgun Gothic" w:hAnsi="Malgun Gothic"/>
+                <w:b w:val="false"/>
+                <w:bCs w:val="false"/>
+                <w:sz w:val="18"/>
+                <w:szCs w:val="18"/>
+              </w:rPr>
+              <w:t xml:space="preserve">부산교통공사 열차시각표 (공공데이터포털)</w:t>
+            </w:r>
+          </w:p>
+        </w:tc>
+        <w:tc>
+          <w:tcPr>
+            <w:tcW w:type="dxa" w:w="1500"/>
+            <w:tcMar>
+              <w:top w:type="dxa" w:w="60"/>
+              <w:left w:type="dxa" w:w="90"/>
+              <w:bottom w:type="dxa" w:w="60"/>
+              <w:right w:type="dxa" w:w="90"/>
+            </w:tcMar>
+            <w:vAlign w:val="center"/>
+          </w:tcPr>
+          <w:p>
+            <w:pPr>
+              <w:spacing w:after="0" w:line="260"/>
+            </w:pPr>
+            <w:r>
+              <w:rPr>
+                <w:rFonts w:ascii="Malgun Gothic" w:cs="Malgun Gothic" w:eastAsia="Malgun Gothic" w:hAnsi="Malgun Gothic"/>
+                <w:b w:val="false"/>
+                <w:bCs w:val="false"/>
+                <w:sz w:val="18"/>
+                <w:szCs w:val="18"/>
+              </w:rPr>
+              <w:t xml:space="preserve">부산도시철도 시각표</w:t>
+            </w:r>
+          </w:p>
+        </w:tc>
+        <w:tc>
+          <w:tcPr>
+            <w:tcW w:type="dxa" w:w="2288"/>
+            <w:tcMar>
+              <w:top w:type="dxa" w:w="60"/>
+              <w:left w:type="dxa" w:w="90"/>
+              <w:bottom w:type="dxa" w:w="60"/>
+              <w:right w:type="dxa" w:w="90"/>
+            </w:tcMar>
+            <w:vAlign w:val="center"/>
+          </w:tcPr>
+          <w:p>
+            <w:pPr>
+              <w:spacing w:after="0" w:line="260"/>
+            </w:pPr>
+            <w:r>
+              <w:rPr>
+                <w:rFonts w:ascii="Malgun Gothic" w:cs="Malgun Gothic" w:eastAsia="Malgun Gothic" w:hAnsi="Malgun Gothic"/>
+                <w:b w:val="false"/>
+                <w:bCs w:val="false"/>
+                <w:sz w:val="18"/>
+                <w:szCs w:val="18"/>
+              </w:rPr>
+              <w:t xml:space="preserve">apis.data.go.kr/B551542/trainTime/getTrainTime</w:t>
+            </w:r>
+          </w:p>
+        </w:tc>
+        <w:tc>
+          <w:tcPr>
+            <w:tcW w:type="dxa" w:w="1000"/>
+            <w:tcMar>
+              <w:top w:type="dxa" w:w="60"/>
+              <w:left w:type="dxa" w:w="90"/>
+              <w:bottom w:type="dxa" w:w="60"/>
+              <w:right w:type="dxa" w:w="90"/>
+            </w:tcMar>
+            <w:vAlign w:val="center"/>
+          </w:tcPr>
+          <w:p>
+            <w:pPr>
+              <w:spacing w:after="0" w:line="260"/>
+            </w:pPr>
+            <w:r>
+              <w:rPr>
+                <w:rFonts w:ascii="Malgun Gothic" w:cs="Malgun Gothic" w:eastAsia="Malgun Gothic" w:hAnsi="Malgun Gothic"/>
+                <w:b w:val="false"/>
+                <w:bCs w:val="false"/>
+                <w:sz w:val="18"/>
+                <w:szCs w:val="18"/>
+              </w:rPr>
+              <w:t xml:space="preserve">dataGoKr</w:t>
+            </w:r>
+          </w:p>
+        </w:tc>
+        <w:tc>
+          <w:tcPr>
+            <w:tcW w:type="dxa" w:w="1400"/>
+            <w:tcMar>
+              <w:top w:type="dxa" w:w="60"/>
+              <w:left w:type="dxa" w:w="90"/>
+              <w:bottom w:type="dxa" w:w="60"/>
+              <w:right w:type="dxa" w:w="90"/>
+            </w:tcMar>
+            <w:vAlign w:val="center"/>
+          </w:tcPr>
+          <w:p>
+            <w:pPr>
+              <w:spacing w:after="0" w:line="260"/>
+            </w:pPr>
+            <w:r>
+              <w:rPr>
+                <w:rFonts w:ascii="Malgun Gothic" w:cs="Malgun Gothic" w:eastAsia="Malgun Gothic" w:hAnsi="Malgun Gothic"/>
+                <w:b w:val="false"/>
+                <w:bCs w:val="false"/>
+                <w:sz w:val="18"/>
+                <w:szCs w:val="18"/>
+              </w:rPr>
+              <w:t xml:space="preserve">플래너</w:t>
+            </w:r>
+          </w:p>
+        </w:tc>
+        <w:tc>
+          <w:tcPr>
+            <w:tcW w:type="dxa" w:w="1800"/>
+            <w:tcMar>
+              <w:top w:type="dxa" w:w="60"/>
+              <w:left w:type="dxa" w:w="90"/>
+              <w:bottom w:type="dxa" w:w="60"/>
+              <w:right w:type="dxa" w:w="90"/>
+            </w:tcMar>
+            <w:vAlign w:val="center"/>
+          </w:tcPr>
+          <w:p>
+            <w:pPr>
+              <w:spacing w:after="0" w:line="260"/>
+            </w:pPr>
+            <w:r>
+              <w:rPr>
+                <w:rFonts w:ascii="Malgun Gothic" w:cs="Malgun Gothic" w:eastAsia="Malgun Gothic" w:hAnsi="Malgun Gothic"/>
+                <w:b w:val="false"/>
+                <w:bCs w:val="false"/>
+                <w:sz w:val="18"/>
+                <w:szCs w:val="18"/>
+              </w:rPr>
+              <w:t xml:space="preserve"/>
+            </w:r>
+          </w:p>
+        </w:tc>
+      </w:tr>
+      <w:tr>
+        <w:tc>
+          <w:tcPr>
+            <w:tcW w:type="dxa" w:w="1650"/>
+            <w:tcMar>
+              <w:top w:type="dxa" w:w="60"/>
+              <w:left w:type="dxa" w:w="90"/>
+              <w:bottom w:type="dxa" w:w="60"/>
+              <w:right w:type="dxa" w:w="90"/>
+            </w:tcMar>
+            <w:vAlign w:val="center"/>
+          </w:tcPr>
+          <w:p>
+            <w:pPr>
+              <w:spacing w:after="0" w:line="260"/>
+            </w:pPr>
+            <w:r>
+              <w:rPr>
+                <w:rFonts w:ascii="Malgun Gothic" w:cs="Malgun Gothic" w:eastAsia="Malgun Gothic" w:hAnsi="Malgun Gothic"/>
+                <w:b w:val="false"/>
+                <w:bCs w:val="false"/>
+                <w:sz w:val="18"/>
+                <w:szCs w:val="18"/>
+              </w:rPr>
               <w:t xml:space="preserve">Kakao REST</w:t>
             </w:r>
           </w:p>
@@ -6978,7 +7798,7 @@
                 <w:sz w:val="18"/>
                 <w:szCs w:val="18"/>
               </w:rPr>
-              <w:t xml:space="preserve">로컬 검색</w:t>
+              <w:t xml:space="preserve">로컬 검색 · 좌표→행정구역(coord2regioncode)</w:t>
             </w:r>
           </w:p>
         </w:tc>
@@ -7005,7 +7825,7 @@
                 <w:sz w:val="18"/>
                 <w:szCs w:val="18"/>
               </w:rPr>
-              <w:t xml:space="preserve">Authorization: KakaoAK …</w:t>
+              <w:t xml:space="preserve">dapi.kakao.com · Authorization: KakaoAK …</w:t>
             </w:r>
           </w:p>
         </w:tc>
@@ -7059,7 +7879,7 @@
                 <w:sz w:val="18"/>
                 <w:szCs w:val="18"/>
               </w:rPr>
-              <w:t xml:space="preserve">플래너 · 테마 5종</w:t>
+              <w:t xml:space="preserve">플래너 · 테마 5종 · shared.js</w:t>
             </w:r>
           </w:p>
         </w:tc>
@@ -7087,6 +7907,334 @@
                 <w:szCs w:val="18"/>
               </w:rPr>
               <w:t xml:space="preserve"/>
+            </w:r>
+          </w:p>
+        </w:tc>
+      </w:tr>
+      <w:tr>
+        <w:tc>
+          <w:tcPr>
+            <w:tcW w:type="dxa" w:w="1650"/>
+            <w:tcMar>
+              <w:top w:type="dxa" w:w="60"/>
+              <w:left w:type="dxa" w:w="90"/>
+              <w:bottom w:type="dxa" w:w="60"/>
+              <w:right w:type="dxa" w:w="90"/>
+            </w:tcMar>
+            <w:vAlign w:val="center"/>
+          </w:tcPr>
+          <w:p>
+            <w:pPr>
+              <w:spacing w:after="0" w:line="260"/>
+            </w:pPr>
+            <w:r>
+              <w:rPr>
+                <w:rFonts w:ascii="Malgun Gothic" w:cs="Malgun Gothic" w:eastAsia="Malgun Gothic" w:hAnsi="Malgun Gothic"/>
+                <w:b w:val="false"/>
+                <w:bCs w:val="false"/>
+                <w:sz w:val="18"/>
+                <w:szCs w:val="18"/>
+              </w:rPr>
+              <w:t xml:space="preserve">카카오모빌리티 길찾기</w:t>
+            </w:r>
+          </w:p>
+        </w:tc>
+        <w:tc>
+          <w:tcPr>
+            <w:tcW w:type="dxa" w:w="1500"/>
+            <w:tcMar>
+              <w:top w:type="dxa" w:w="60"/>
+              <w:left w:type="dxa" w:w="90"/>
+              <w:bottom w:type="dxa" w:w="60"/>
+              <w:right w:type="dxa" w:w="90"/>
+            </w:tcMar>
+            <w:vAlign w:val="center"/>
+          </w:tcPr>
+          <w:p>
+            <w:pPr>
+              <w:spacing w:after="0" w:line="260"/>
+            </w:pPr>
+            <w:r>
+              <w:rPr>
+                <w:rFonts w:ascii="Malgun Gothic" w:cs="Malgun Gothic" w:eastAsia="Malgun Gothic" w:hAnsi="Malgun Gothic"/>
+                <w:b w:val="false"/>
+                <w:bCs w:val="false"/>
+                <w:sz w:val="18"/>
+                <w:szCs w:val="18"/>
+              </w:rPr>
+              <w:t xml:space="preserve">자동차 실제 소요시간 · 거리 · 택시 요금 · 통행료</w:t>
+            </w:r>
+          </w:p>
+        </w:tc>
+        <w:tc>
+          <w:tcPr>
+            <w:tcW w:type="dxa" w:w="2288"/>
+            <w:tcMar>
+              <w:top w:type="dxa" w:w="60"/>
+              <w:left w:type="dxa" w:w="90"/>
+              <w:bottom w:type="dxa" w:w="60"/>
+              <w:right w:type="dxa" w:w="90"/>
+            </w:tcMar>
+            <w:vAlign w:val="center"/>
+          </w:tcPr>
+          <w:p>
+            <w:pPr>
+              <w:spacing w:after="0" w:line="260"/>
+            </w:pPr>
+            <w:r>
+              <w:rPr>
+                <w:rFonts w:ascii="Malgun Gothic" w:cs="Malgun Gothic" w:eastAsia="Malgun Gothic" w:hAnsi="Malgun Gothic"/>
+                <w:b w:val="false"/>
+                <w:bCs w:val="false"/>
+                <w:sz w:val="18"/>
+                <w:szCs w:val="18"/>
+              </w:rPr>
+              <w:t xml:space="preserve">apis-navi.kakaomobility.com/v1/directions · KakaoAK 헤더</w:t>
+            </w:r>
+          </w:p>
+        </w:tc>
+        <w:tc>
+          <w:tcPr>
+            <w:tcW w:type="dxa" w:w="1000"/>
+            <w:tcMar>
+              <w:top w:type="dxa" w:w="60"/>
+              <w:left w:type="dxa" w:w="90"/>
+              <w:bottom w:type="dxa" w:w="60"/>
+              <w:right w:type="dxa" w:w="90"/>
+            </w:tcMar>
+            <w:vAlign w:val="center"/>
+          </w:tcPr>
+          <w:p>
+            <w:pPr>
+              <w:spacing w:after="0" w:line="260"/>
+            </w:pPr>
+            <w:r>
+              <w:rPr>
+                <w:rFonts w:ascii="Malgun Gothic" w:cs="Malgun Gothic" w:eastAsia="Malgun Gothic" w:hAnsi="Malgun Gothic"/>
+                <w:b w:val="false"/>
+                <w:bCs w:val="false"/>
+                <w:sz w:val="18"/>
+                <w:szCs w:val="18"/>
+              </w:rPr>
+              <w:t xml:space="preserve">kakao</w:t>
+            </w:r>
+          </w:p>
+        </w:tc>
+        <w:tc>
+          <w:tcPr>
+            <w:tcW w:type="dxa" w:w="1400"/>
+            <w:tcMar>
+              <w:top w:type="dxa" w:w="60"/>
+              <w:left w:type="dxa" w:w="90"/>
+              <w:bottom w:type="dxa" w:w="60"/>
+              <w:right w:type="dxa" w:w="90"/>
+            </w:tcMar>
+            <w:vAlign w:val="center"/>
+          </w:tcPr>
+          <w:p>
+            <w:pPr>
+              <w:spacing w:after="0" w:line="260"/>
+            </w:pPr>
+            <w:r>
+              <w:rPr>
+                <w:rFonts w:ascii="Malgun Gothic" w:cs="Malgun Gothic" w:eastAsia="Malgun Gothic" w:hAnsi="Malgun Gothic"/>
+                <w:b w:val="false"/>
+                <w:bCs w:val="false"/>
+                <w:sz w:val="18"/>
+                <w:szCs w:val="18"/>
+              </w:rPr>
+              <w:t xml:space="preserve">플래너</w:t>
+            </w:r>
+          </w:p>
+        </w:tc>
+        <w:tc>
+          <w:tcPr>
+            <w:tcW w:type="dxa" w:w="1800"/>
+            <w:tcMar>
+              <w:top w:type="dxa" w:w="60"/>
+              <w:left w:type="dxa" w:w="90"/>
+              <w:bottom w:type="dxa" w:w="60"/>
+              <w:right w:type="dxa" w:w="90"/>
+            </w:tcMar>
+            <w:vAlign w:val="center"/>
+          </w:tcPr>
+          <w:p>
+            <w:pPr>
+              <w:spacing w:after="0" w:line="260"/>
+            </w:pPr>
+            <w:r>
+              <w:rPr>
+                <w:rFonts w:ascii="Malgun Gothic" w:cs="Malgun Gothic" w:eastAsia="Malgun Gothic" w:hAnsi="Malgun Gothic"/>
+                <w:b w:val="false"/>
+                <w:bCs w:val="false"/>
+                <w:sz w:val="18"/>
+                <w:szCs w:val="18"/>
+              </w:rPr>
+              <w:t xml:space="preserve">구간별 캐시</w:t>
+            </w:r>
+          </w:p>
+        </w:tc>
+      </w:tr>
+      <w:tr>
+        <w:tc>
+          <w:tcPr>
+            <w:tcW w:type="dxa" w:w="1650"/>
+            <w:tcMar>
+              <w:top w:type="dxa" w:w="60"/>
+              <w:left w:type="dxa" w:w="90"/>
+              <w:bottom w:type="dxa" w:w="60"/>
+              <w:right w:type="dxa" w:w="90"/>
+            </w:tcMar>
+            <w:vAlign w:val="center"/>
+          </w:tcPr>
+          <w:p>
+            <w:pPr>
+              <w:spacing w:after="0" w:line="260"/>
+            </w:pPr>
+            <w:r>
+              <w:rPr>
+                <w:rFonts w:ascii="Malgun Gothic" w:cs="Malgun Gothic" w:eastAsia="Malgun Gothic" w:hAnsi="Malgun Gothic"/>
+                <w:b w:val="false"/>
+                <w:bCs w:val="false"/>
+                <w:sz w:val="18"/>
+                <w:szCs w:val="18"/>
+              </w:rPr>
+              <w:t xml:space="preserve">서울열린데이터광장 지하철 실시간 도착</w:t>
+            </w:r>
+          </w:p>
+        </w:tc>
+        <w:tc>
+          <w:tcPr>
+            <w:tcW w:type="dxa" w:w="1500"/>
+            <w:tcMar>
+              <w:top w:type="dxa" w:w="60"/>
+              <w:left w:type="dxa" w:w="90"/>
+              <w:bottom w:type="dxa" w:w="60"/>
+              <w:right w:type="dxa" w:w="90"/>
+            </w:tcMar>
+            <w:vAlign w:val="center"/>
+          </w:tcPr>
+          <w:p>
+            <w:pPr>
+              <w:spacing w:after="0" w:line="260"/>
+            </w:pPr>
+            <w:r>
+              <w:rPr>
+                <w:rFonts w:ascii="Malgun Gothic" w:cs="Malgun Gothic" w:eastAsia="Malgun Gothic" w:hAnsi="Malgun Gothic"/>
+                <w:b w:val="false"/>
+                <w:bCs w:val="false"/>
+                <w:sz w:val="18"/>
+                <w:szCs w:val="18"/>
+              </w:rPr>
+              <w:t xml:space="preserve">수도권 역 실시간 도착</w:t>
+            </w:r>
+          </w:p>
+        </w:tc>
+        <w:tc>
+          <w:tcPr>
+            <w:tcW w:type="dxa" w:w="2288"/>
+            <w:tcMar>
+              <w:top w:type="dxa" w:w="60"/>
+              <w:left w:type="dxa" w:w="90"/>
+              <w:bottom w:type="dxa" w:w="60"/>
+              <w:right w:type="dxa" w:w="90"/>
+            </w:tcMar>
+            <w:vAlign w:val="center"/>
+          </w:tcPr>
+          <w:p>
+            <w:pPr>
+              <w:spacing w:after="0" w:line="260"/>
+            </w:pPr>
+            <w:r>
+              <w:rPr>
+                <w:rFonts w:ascii="Malgun Gothic" w:cs="Malgun Gothic" w:eastAsia="Malgun Gothic" w:hAnsi="Malgun Gothic"/>
+                <w:b w:val="false"/>
+                <w:bCs w:val="false"/>
+                <w:sz w:val="18"/>
+                <w:szCs w:val="18"/>
+              </w:rPr>
+              <w:t xml:space="preserve">swopenAPI.seoul.go.kr/api/subway/sample/json/realtimeStationArrival</w:t>
+            </w:r>
+          </w:p>
+        </w:tc>
+        <w:tc>
+          <w:tcPr>
+            <w:tcW w:type="dxa" w:w="1000"/>
+            <w:tcMar>
+              <w:top w:type="dxa" w:w="60"/>
+              <w:left w:type="dxa" w:w="90"/>
+              <w:bottom w:type="dxa" w:w="60"/>
+              <w:right w:type="dxa" w:w="90"/>
+            </w:tcMar>
+            <w:vAlign w:val="center"/>
+          </w:tcPr>
+          <w:p>
+            <w:pPr>
+              <w:spacing w:after="0" w:line="260"/>
+            </w:pPr>
+            <w:r>
+              <w:rPr>
+                <w:rFonts w:ascii="Malgun Gothic" w:cs="Malgun Gothic" w:eastAsia="Malgun Gothic" w:hAnsi="Malgun Gothic"/>
+                <w:b w:val="false"/>
+                <w:bCs w:val="false"/>
+                <w:sz w:val="18"/>
+                <w:szCs w:val="18"/>
+              </w:rPr>
+              <w:t xml:space="preserve">없음 (샘플 키)</w:t>
+            </w:r>
+          </w:p>
+        </w:tc>
+        <w:tc>
+          <w:tcPr>
+            <w:tcW w:type="dxa" w:w="1400"/>
+            <w:tcMar>
+              <w:top w:type="dxa" w:w="60"/>
+              <w:left w:type="dxa" w:w="90"/>
+              <w:bottom w:type="dxa" w:w="60"/>
+              <w:right w:type="dxa" w:w="90"/>
+            </w:tcMar>
+            <w:vAlign w:val="center"/>
+          </w:tcPr>
+          <w:p>
+            <w:pPr>
+              <w:spacing w:after="0" w:line="260"/>
+            </w:pPr>
+            <w:r>
+              <w:rPr>
+                <w:rFonts w:ascii="Malgun Gothic" w:cs="Malgun Gothic" w:eastAsia="Malgun Gothic" w:hAnsi="Malgun Gothic"/>
+                <w:b w:val="false"/>
+                <w:bCs w:val="false"/>
+                <w:sz w:val="18"/>
+                <w:szCs w:val="18"/>
+              </w:rPr>
+              <w:t xml:space="preserve">플래너</w:t>
+            </w:r>
+          </w:p>
+        </w:tc>
+        <w:tc>
+          <w:tcPr>
+            <w:tcW w:type="dxa" w:w="1800"/>
+            <w:tcMar>
+              <w:top w:type="dxa" w:w="60"/>
+              <w:left w:type="dxa" w:w="90"/>
+              <w:bottom w:type="dxa" w:w="60"/>
+              <w:right w:type="dxa" w:w="90"/>
+            </w:tcMar>
+            <w:vAlign w:val="center"/>
+          </w:tcPr>
+          <w:p>
+            <w:pPr>
+              <w:spacing w:after="0" w:line="260"/>
+            </w:pPr>
+            <w:r>
+              <w:rPr>
+                <w:rFonts w:ascii="Malgun Gothic" w:cs="Malgun Gothic" w:eastAsia="Malgun Gothic" w:hAnsi="Malgun Gothic"/>
+                <w:b w:val="false"/>
+                <w:bCs w:val="false"/>
+                <w:sz w:val="18"/>
+                <w:szCs w:val="18"/>
+              </w:rPr>
+              <w:t xml:space="preserve">하루 호출 제한</w:t>
             </w:r>
           </w:p>
         </w:tc>
@@ -8092,7 +9240,7 @@
           <w:sz w:val="18"/>
           <w:szCs w:val="18"/>
         </w:rPr>
-        <w:t xml:space="preserve">인천교통공사 · 부산관광공사 · 부산 도시철도(Humetro) 호출 코드는 있으나 키가 비어 있어 현재 비활성이다.</w:t>
+        <w:t xml:space="preserve">인천 · 부산 도시철도의 실시간 도착은 API 대신 각 교통공사 시간표 페이지 링크로 안내한다. 브이월드 관광지 지정구역(LT_C_UO601)은 설계 노트에만 있고 화면 코드에 호출이 없다.</w:t>
       </w:r>
     </w:p>
     <w:p>
@@ -8215,7 +9363,7 @@
           <w:sz w:val="20"/>
           <w:szCs w:val="20"/>
         </w:rPr>
-        <w:t xml:space="preserve">키는 config.js 의 googleMaps · youtube · kakao · dataGoKr · exRoad · tmdb 여섯 항목이다. dataGoKr 하나로 한국관광공사 · 기상청 · 에어코리아 · 한국공항공사 서비스를 부르며, 각 서비스는 공공데이터포털에서 활용신청이 필요하다.</w:t>
+        <w:t xml:space="preserve">키는 config.js 의 googleMaps · youtube · kakao · dataGoKr · exRoad · tmdb 여섯 항목이다. dataGoKr 하나로 한국관광공사 · 기상청 · 에어코리아 · 국토부 TAGO · 한국공항공사 · 부산시 · 부산교통공사 서비스를 부르며, 각 서비스는 공공데이터포털에서 활용신청이 필요하다. kakao 키는 로컬 검색과 카카오모빌리티 길찾기에 같이 쓴다.</w:t>
       </w:r>
     </w:p>
     <w:p>
@@ -8499,7 +9647,7 @@
                 <w:sz w:val="18"/>
                 <w:szCs w:val="18"/>
               </w:rPr>
-              <w:t xml:space="preserve">한국공항공사 노선 · 시간표, 실시간 도로 소요 시간은 브라우저에서 직접 호출할 수 없다.</w:t>
+              <w:t xml:space="preserve">한국공항공사 구 주소(openapi.airport.co.kr), 국가유산청, KOBIS 는 브라우저에서 직접 호출할 수 없다. 국내선 편성은 공공데이터포털 GW 요청주소를 KAC_ENDPOINT 에 넣으면 실시간으로 바뀐다.</w:t>
             </w:r>
           </w:p>
         </w:tc>
@@ -8914,7 +10062,7 @@
                 <w:sz w:val="18"/>
                 <w:szCs w:val="18"/>
               </w:rPr>
-              <w:t xml:space="preserve">프랑스어는 플래너에서 68개 라벨이 영어로 대체되어 있고 테마 화면은 미지원.</w:t>
+              <w:t xml:space="preserve">프랑스어는 플래너에서 65개 라벨이 영어로 대체되어 있고 테마 화면은 미지원.</w:t>
             </w:r>
           </w:p>
         </w:tc>
@@ -8942,6 +10090,89 @@
                 <w:szCs w:val="18"/>
               </w:rPr>
               <w:t xml:space="preserve">I18N-TODO 목록 순차 처리</w:t>
+            </w:r>
+          </w:p>
+        </w:tc>
+      </w:tr>
+      <w:tr>
+        <w:tc>
+          <w:tcPr>
+            <w:tcW w:type="dxa" w:w="1500"/>
+            <w:tcMar>
+              <w:top w:type="dxa" w:w="60"/>
+              <w:left w:type="dxa" w:w="90"/>
+              <w:bottom w:type="dxa" w:w="60"/>
+              <w:right w:type="dxa" w:w="90"/>
+            </w:tcMar>
+            <w:vAlign w:val="center"/>
+          </w:tcPr>
+          <w:p>
+            <w:pPr>
+              <w:spacing w:after="0" w:line="260"/>
+            </w:pPr>
+            <w:r>
+              <w:rPr>
+                <w:rFonts w:ascii="Malgun Gothic" w:cs="Malgun Gothic" w:eastAsia="Malgun Gothic" w:hAnsi="Malgun Gothic"/>
+                <w:b w:val="false"/>
+                <w:bCs w:val="false"/>
+                <w:sz w:val="18"/>
+                <w:szCs w:val="18"/>
+              </w:rPr>
+              <w:t xml:space="preserve">플래너 크기</w:t>
+            </w:r>
+          </w:p>
+        </w:tc>
+        <w:tc>
+          <w:tcPr>
+            <w:tcW w:type="dxa" w:w="4338"/>
+            <w:tcMar>
+              <w:top w:type="dxa" w:w="60"/>
+              <w:left w:type="dxa" w:w="90"/>
+              <w:bottom w:type="dxa" w:w="60"/>
+              <w:right w:type="dxa" w:w="90"/>
+            </w:tcMar>
+            <w:vAlign w:val="center"/>
+          </w:tcPr>
+          <w:p>
+            <w:pPr>
+              <w:spacing w:after="0" w:line="260"/>
+            </w:pPr>
+            <w:r>
+              <w:rPr>
+                <w:rFonts w:ascii="Malgun Gothic" w:cs="Malgun Gothic" w:eastAsia="Malgun Gothic" w:hAnsi="Malgun Gothic"/>
+                <w:b w:val="false"/>
+                <w:bCs w:val="false"/>
+                <w:sz w:val="18"/>
+                <w:szCs w:val="18"/>
+              </w:rPr>
+              <w:t xml:space="preserve">Tour Planner.dc.html 이 2.0MB(장소 데이터 약 860KB 포함). 첫 로드가 무겁다.</w:t>
+            </w:r>
+          </w:p>
+        </w:tc>
+        <w:tc>
+          <w:tcPr>
+            <w:tcW w:type="dxa" w:w="3800"/>
+            <w:tcMar>
+              <w:top w:type="dxa" w:w="60"/>
+              <w:left w:type="dxa" w:w="90"/>
+              <w:bottom w:type="dxa" w:w="60"/>
+              <w:right w:type="dxa" w:w="90"/>
+            </w:tcMar>
+            <w:vAlign w:val="center"/>
+          </w:tcPr>
+          <w:p>
+            <w:pPr>
+              <w:spacing w:after="0" w:line="260"/>
+            </w:pPr>
+            <w:r>
+              <w:rPr>
+                <w:rFonts w:ascii="Malgun Gothic" w:cs="Malgun Gothic" w:eastAsia="Malgun Gothic" w:hAnsi="Malgun Gothic"/>
+                <w:b w:val="false"/>
+                <w:bCs w:val="false"/>
+                <w:sz w:val="18"/>
+                <w:szCs w:val="18"/>
+              </w:rPr>
+              <w:t xml:space="preserve">장소 데이터를 화면 밖 파일로 분리 (ROADMAP)</w:t>
             </w:r>
           </w:p>
         </w:tc>
@@ -9121,7 +10352,7 @@
                 <w:sz w:val="18"/>
                 <w:szCs w:val="18"/>
               </w:rPr>
-              <w:t xml:space="preserve">Workers/Function 배치 후 항공 요약과 도로 ETA 를 실시간으로 전환</w:t>
+              <w:t xml:space="preserve">Workers/Function 배치 후 국가유산청 · KOBIS 연결. 국내선 편성은 KAC_ENDPOINT 입력으로 전환</w:t>
             </w:r>
           </w:p>
         </w:tc>
@@ -9177,7 +10408,7 @@
                 <w:sz w:val="18"/>
                 <w:szCs w:val="18"/>
               </w:rPr>
-              <w:t xml:space="preserve">테마 추천 통일</w:t>
+              <w:t xml:space="preserve">장소 데이터 분리</w:t>
             </w:r>
           </w:p>
         </w:tc>
@@ -9204,7 +10435,7 @@
                 <w:sz w:val="18"/>
                 <w:szCs w:val="18"/>
               </w:rPr>
-              <w:t xml:space="preserve">홈 [테마 추천] 화면은 자체 점수표로 여행자 유형을 판정한다. 테마 추천 알고리즘의 derived JSON(군집 10개 · 테마 적합 점수)과 문항 · 군집 · 점수표를 하나로 맞춘다</w:t>
+              <w:t xml:space="preserve">플래너 DATA(약 860KB)를 별도 JSON 으로 빼서 첫 로드를 줄임</w:t>
             </w:r>
           </w:p>
         </w:tc>
@@ -9231,7 +10462,7 @@
                 <w:sz w:val="18"/>
                 <w:szCs w:val="18"/>
               </w:rPr>
-              <w:t xml:space="preserve">파이프라인 → 홈 (점선)</w:t>
+              <w:t xml:space="preserve">정적 웹 앱</w:t>
             </w:r>
           </w:p>
         </w:tc>
@@ -9260,7 +10491,7 @@
                 <w:sz w:val="18"/>
                 <w:szCs w:val="18"/>
               </w:rPr>
-              <w:t xml:space="preserve">화면 런타임 공용화</w:t>
+              <w:t xml:space="preserve">브이월드</w:t>
             </w:r>
           </w:p>
         </w:tc>
@@ -9287,7 +10518,7 @@
                 <w:sz w:val="18"/>
                 <w:szCs w:val="18"/>
               </w:rPr>
-              <w:t xml:space="preserve">테마 화면 5종의 공통 템플릿 · 로직을 별도 파일로 추출</w:t>
+              <w:t xml:space="preserve">관광지 지정구역(LT_C_UO601) 대조 배지. 배포 도메인 등록 뒤 config.js 에 vworld 항목 추가</w:t>
             </w:r>
           </w:p>
         </w:tc>
@@ -9314,7 +10545,7 @@
                 <w:sz w:val="18"/>
                 <w:szCs w:val="18"/>
               </w:rPr>
-              <w:t xml:space="preserve">정적 웹 앱</w:t>
+              <w:t xml:space="preserve">외부 서비스</w:t>
             </w:r>
           </w:p>
         </w:tc>
@@ -9343,6 +10574,172 @@
                 <w:sz w:val="18"/>
                 <w:szCs w:val="18"/>
               </w:rPr>
+              <w:t xml:space="preserve">테마 추천 통일</w:t>
+            </w:r>
+          </w:p>
+        </w:tc>
+        <w:tc>
+          <w:tcPr>
+            <w:tcW w:type="dxa" w:w="5438"/>
+            <w:tcMar>
+              <w:top w:type="dxa" w:w="60"/>
+              <w:left w:type="dxa" w:w="90"/>
+              <w:bottom w:type="dxa" w:w="60"/>
+              <w:right w:type="dxa" w:w="90"/>
+            </w:tcMar>
+            <w:vAlign w:val="center"/>
+          </w:tcPr>
+          <w:p>
+            <w:pPr>
+              <w:spacing w:after="0" w:line="260"/>
+            </w:pPr>
+            <w:r>
+              <w:rPr>
+                <w:rFonts w:ascii="Malgun Gothic" w:cs="Malgun Gothic" w:eastAsia="Malgun Gothic" w:hAnsi="Malgun Gothic"/>
+                <w:b w:val="false"/>
+                <w:bCs w:val="false"/>
+                <w:sz w:val="18"/>
+                <w:szCs w:val="18"/>
+              </w:rPr>
+              <w:t xml:space="preserve">홈 [테마 추천] 화면은 자체 점수표로 여행자 유형을 판정한다. 테마 추천 알고리즘의 derived JSON(군집 10개 · 테마 적합 점수)과 문항 · 군집 · 점수표를 하나로 맞춘다</w:t>
+            </w:r>
+          </w:p>
+        </w:tc>
+        <w:tc>
+          <w:tcPr>
+            <w:tcW w:type="dxa" w:w="2200"/>
+            <w:tcMar>
+              <w:top w:type="dxa" w:w="60"/>
+              <w:left w:type="dxa" w:w="90"/>
+              <w:bottom w:type="dxa" w:w="60"/>
+              <w:right w:type="dxa" w:w="90"/>
+            </w:tcMar>
+            <w:vAlign w:val="center"/>
+          </w:tcPr>
+          <w:p>
+            <w:pPr>
+              <w:spacing w:after="0" w:line="260"/>
+            </w:pPr>
+            <w:r>
+              <w:rPr>
+                <w:rFonts w:ascii="Malgun Gothic" w:cs="Malgun Gothic" w:eastAsia="Malgun Gothic" w:hAnsi="Malgun Gothic"/>
+                <w:b w:val="false"/>
+                <w:bCs w:val="false"/>
+                <w:sz w:val="18"/>
+                <w:szCs w:val="18"/>
+              </w:rPr>
+              <w:t xml:space="preserve">파이프라인 → 홈 (점선)</w:t>
+            </w:r>
+          </w:p>
+        </w:tc>
+      </w:tr>
+      <w:tr>
+        <w:tc>
+          <w:tcPr>
+            <w:tcW w:type="dxa" w:w="2000"/>
+            <w:tcMar>
+              <w:top w:type="dxa" w:w="60"/>
+              <w:left w:type="dxa" w:w="90"/>
+              <w:bottom w:type="dxa" w:w="60"/>
+              <w:right w:type="dxa" w:w="90"/>
+            </w:tcMar>
+            <w:vAlign w:val="center"/>
+          </w:tcPr>
+          <w:p>
+            <w:pPr>
+              <w:spacing w:after="0" w:line="260"/>
+            </w:pPr>
+            <w:r>
+              <w:rPr>
+                <w:rFonts w:ascii="Malgun Gothic" w:cs="Malgun Gothic" w:eastAsia="Malgun Gothic" w:hAnsi="Malgun Gothic"/>
+                <w:b w:val="false"/>
+                <w:bCs w:val="false"/>
+                <w:sz w:val="18"/>
+                <w:szCs w:val="18"/>
+              </w:rPr>
+              <w:t xml:space="preserve">화면 런타임 공용화</w:t>
+            </w:r>
+          </w:p>
+        </w:tc>
+        <w:tc>
+          <w:tcPr>
+            <w:tcW w:type="dxa" w:w="5438"/>
+            <w:tcMar>
+              <w:top w:type="dxa" w:w="60"/>
+              <w:left w:type="dxa" w:w="90"/>
+              <w:bottom w:type="dxa" w:w="60"/>
+              <w:right w:type="dxa" w:w="90"/>
+            </w:tcMar>
+            <w:vAlign w:val="center"/>
+          </w:tcPr>
+          <w:p>
+            <w:pPr>
+              <w:spacing w:after="0" w:line="260"/>
+            </w:pPr>
+            <w:r>
+              <w:rPr>
+                <w:rFonts w:ascii="Malgun Gothic" w:cs="Malgun Gothic" w:eastAsia="Malgun Gothic" w:hAnsi="Malgun Gothic"/>
+                <w:b w:val="false"/>
+                <w:bCs w:val="false"/>
+                <w:sz w:val="18"/>
+                <w:szCs w:val="18"/>
+              </w:rPr>
+              <w:t xml:space="preserve">테마 화면 5종의 공통 템플릿 · 로직을 별도 파일로 추출</w:t>
+            </w:r>
+          </w:p>
+        </w:tc>
+        <w:tc>
+          <w:tcPr>
+            <w:tcW w:type="dxa" w:w="2200"/>
+            <w:tcMar>
+              <w:top w:type="dxa" w:w="60"/>
+              <w:left w:type="dxa" w:w="90"/>
+              <w:bottom w:type="dxa" w:w="60"/>
+              <w:right w:type="dxa" w:w="90"/>
+            </w:tcMar>
+            <w:vAlign w:val="center"/>
+          </w:tcPr>
+          <w:p>
+            <w:pPr>
+              <w:spacing w:after="0" w:line="260"/>
+            </w:pPr>
+            <w:r>
+              <w:rPr>
+                <w:rFonts w:ascii="Malgun Gothic" w:cs="Malgun Gothic" w:eastAsia="Malgun Gothic" w:hAnsi="Malgun Gothic"/>
+                <w:b w:val="false"/>
+                <w:bCs w:val="false"/>
+                <w:sz w:val="18"/>
+                <w:szCs w:val="18"/>
+              </w:rPr>
+              <w:t xml:space="preserve">정적 웹 앱</w:t>
+            </w:r>
+          </w:p>
+        </w:tc>
+      </w:tr>
+      <w:tr>
+        <w:tc>
+          <w:tcPr>
+            <w:tcW w:type="dxa" w:w="2000"/>
+            <w:tcMar>
+              <w:top w:type="dxa" w:w="60"/>
+              <w:left w:type="dxa" w:w="90"/>
+              <w:bottom w:type="dxa" w:w="60"/>
+              <w:right w:type="dxa" w:w="90"/>
+            </w:tcMar>
+            <w:vAlign w:val="center"/>
+          </w:tcPr>
+          <w:p>
+            <w:pPr>
+              <w:spacing w:after="0" w:line="260"/>
+            </w:pPr>
+            <w:r>
+              <w:rPr>
+                <w:rFonts w:ascii="Malgun Gothic" w:cs="Malgun Gothic" w:eastAsia="Malgun Gothic" w:hAnsi="Malgun Gothic"/>
+                <w:b w:val="false"/>
+                <w:bCs w:val="false"/>
+                <w:sz w:val="18"/>
+                <w:szCs w:val="18"/>
+              </w:rPr>
               <w:t xml:space="preserve">데이터</w:t>
             </w:r>
           </w:p>
@@ -9370,7 +10767,7 @@
                 <w:sz w:val="18"/>
                 <w:szCs w:val="18"/>
               </w:rPr>
-              <w:t xml:space="preserve">한국관광 100선 잔여 12곳 좌표 매칭, 공사 DB 미등록 장소 다국어 표기, 사진 출처 검수</w:t>
+              <w:t xml:space="preserve">한국관광 100선 잔여 12곳 좌표 매칭, 공사 DB 미등록 장소 다국어 표기, 사진 출처 검수, 에어코리아 근접 측정소 값</w:t>
             </w:r>
           </w:p>
         </w:tc>
@@ -9777,7 +11174,7 @@
         <w:sz w:val="16"/>
         <w:szCs w:val="16"/>
       </w:rPr>
-      <w:t xml:space="preserve">Tour Navigator App · 시스템 구성 명세서 (v1.0)</w:t>
+      <w:t xml:space="preserve">Tour Navigator App · 시스템 구성 명세서 (v1.1)</w:t>
     </w:r>
   </w:p>
 </w:hdr>

--- a/시스템 구성도/시스템_구성_명세서.docx
+++ b/시스템 구성도/시스템_구성_명세서.docx
@@ -3572,7 +3572,7 @@
                 <w:sz w:val="18"/>
                 <w:szCs w:val="18"/>
               </w:rPr>
-              <w:t xml:space="preserve">열린관광지 배지 매칭이 남은 12곳 (ROADMAP 작업 목록)</w:t>
+              <w:t xml:space="preserve">열린관광지 중 앱 데이터에 없는 59곳 (ROADMAP 작업 목록)</w:t>
             </w:r>
           </w:p>
         </w:tc>
@@ -10767,7 +10767,7 @@
                 <w:sz w:val="18"/>
                 <w:szCs w:val="18"/>
               </w:rPr>
-              <w:t xml:space="preserve">한국관광 100선 잔여 12곳 좌표 매칭, 공사 DB 미등록 장소 다국어 표기, 사진 출처 검수, 에어코리아 근접 측정소 값</w:t>
+              <w:t xml:space="preserve">열린관광지 59곳 추가, 공사 DB 미등록 장소 다국어 표기, 사진 출처 검수, 에어코리아 근접 측정소 값</w:t>
             </w:r>
           </w:p>
         </w:tc>

--- a/시스템 구성도/시스템_구성_명세서.docx
+++ b/시스템 구성도/시스템_구성_명세서.docx
@@ -1439,7 +1439,7 @@
                 <w:sz w:val="18"/>
                 <w:szCs w:val="18"/>
               </w:rPr>
-              <w:t xml:space="preserve">화면 7개 · support.js · config.js · shared.js · shared.css · image-slot.js · assets/ · uploads/</w:t>
+              <w:t xml:space="preserve">화면 7개 · support.js · config.js · shared.js · shared.css · assets/ · uploads/</w:t>
             </w:r>
           </w:p>
         </w:tc>
@@ -3227,89 +3227,6 @@
                 <w:szCs w:val="18"/>
               </w:rPr>
               <w:t xml:space="preserve">화면 고유 @keyframes 만 각 화면 &lt;style&gt; 에 남김</w:t>
-            </w:r>
-          </w:p>
-        </w:tc>
-      </w:tr>
-      <w:tr>
-        <w:tc>
-          <w:tcPr>
-            <w:tcW w:type="dxa" w:w="1700"/>
-            <w:tcMar>
-              <w:top w:type="dxa" w:w="60"/>
-              <w:left w:type="dxa" w:w="90"/>
-              <w:bottom w:type="dxa" w:w="60"/>
-              <w:right w:type="dxa" w:w="90"/>
-            </w:tcMar>
-            <w:vAlign w:val="center"/>
-          </w:tcPr>
-          <w:p>
-            <w:pPr>
-              <w:spacing w:after="0" w:line="260"/>
-            </w:pPr>
-            <w:r>
-              <w:rPr>
-                <w:rFonts w:ascii="Malgun Gothic" w:cs="Malgun Gothic" w:eastAsia="Malgun Gothic" w:hAnsi="Malgun Gothic"/>
-                <w:b w:val="false"/>
-                <w:bCs w:val="false"/>
-                <w:sz w:val="18"/>
-                <w:szCs w:val="18"/>
-              </w:rPr>
-              <w:t xml:space="preserve">image-slot.js</w:t>
-            </w:r>
-          </w:p>
-        </w:tc>
-        <w:tc>
-          <w:tcPr>
-            <w:tcW w:type="dxa" w:w="5038"/>
-            <w:tcMar>
-              <w:top w:type="dxa" w:w="60"/>
-              <w:left w:type="dxa" w:w="90"/>
-              <w:bottom w:type="dxa" w:w="60"/>
-              <w:right w:type="dxa" w:w="90"/>
-            </w:tcMar>
-            <w:vAlign w:val="center"/>
-          </w:tcPr>
-          <w:p>
-            <w:pPr>
-              <w:spacing w:after="0" w:line="260"/>
-            </w:pPr>
-            <w:r>
-              <w:rPr>
-                <w:rFonts w:ascii="Malgun Gothic" w:cs="Malgun Gothic" w:eastAsia="Malgun Gothic" w:hAnsi="Malgun Gothic"/>
-                <w:b w:val="false"/>
-                <w:bCs w:val="false"/>
-                <w:sz w:val="18"/>
-                <w:szCs w:val="18"/>
-              </w:rPr>
-              <w:t xml:space="preserve">이미지 슬롯 웹 컴포넌트</w:t>
-            </w:r>
-          </w:p>
-        </w:tc>
-        <w:tc>
-          <w:tcPr>
-            <w:tcW w:type="dxa" w:w="2900"/>
-            <w:tcMar>
-              <w:top w:type="dxa" w:w="60"/>
-              <w:left w:type="dxa" w:w="90"/>
-              <w:bottom w:type="dxa" w:w="60"/>
-              <w:right w:type="dxa" w:w="90"/>
-            </w:tcMar>
-            <w:vAlign w:val="center"/>
-          </w:tcPr>
-          <w:p>
-            <w:pPr>
-              <w:spacing w:after="0" w:line="260"/>
-            </w:pPr>
-            <w:r>
-              <w:rPr>
-                <w:rFonts w:ascii="Malgun Gothic" w:cs="Malgun Gothic" w:eastAsia="Malgun Gothic" w:hAnsi="Malgun Gothic"/>
-                <w:b w:val="false"/>
-                <w:bCs w:val="false"/>
-                <w:sz w:val="18"/>
-                <w:szCs w:val="18"/>
-              </w:rPr>
-              <w:t xml:space="preserve"/>
             </w:r>
           </w:p>
         </w:tc>

--- a/시스템 구성도/시스템_구성_명세서.docx
+++ b/시스템 구성도/시스템_구성_명세서.docx
@@ -2174,7 +2174,7 @@
                 <w:sz w:val="18"/>
                 <w:szCs w:val="18"/>
               </w:rPr>
-              <w:t xml:space="preserve">전국 장소 2,711곳 · 109개 시군, 도시 클러스터, 목록 40곳 + 더 보기, 날짜 범위 코스 계산, 광역교통 2단계 선택과 이동 체인 · TAGO 시각표, 지하철 호선 → 역(수도권 165개 + 이름 검색 추가), 카페리, 일자별 장소 추가, 내 플랜 저장, 도시별 행사, 관광특구 배지</w:t>
+              <w:t xml:space="preserve">전국 장소 3,118곳 · 124개 시군, 도시 클러스터, 목록 40곳 + 더 보기, 날짜 범위 코스 계산, 광역교통 2단계 선택과 이동 체인 · TAGO 시각표, 지하철 호선 → 역(수도권 165개 + 이름 검색 추가), 카페리, 일자별 장소 추가, 내 플랜 저장, 도시별 행사, 관광특구 배지</w:t>
             </w:r>
           </w:p>
         </w:tc>
@@ -2201,7 +2201,7 @@
                 <w:sz w:val="18"/>
                 <w:szCs w:val="18"/>
               </w:rPr>
-              <w:t xml:space="preserve">9,496</w:t>
+              <w:t xml:space="preserve">10,039</w:t>
             </w:r>
           </w:p>
         </w:tc>
@@ -2311,7 +2311,7 @@
                 <w:sz w:val="18"/>
                 <w:szCs w:val="18"/>
               </w:rPr>
-              <w:t xml:space="preserve">3,185</w:t>
+              <w:t xml:space="preserve">3,191</w:t>
             </w:r>
           </w:p>
         </w:tc>
@@ -2421,7 +2421,7 @@
                 <w:sz w:val="18"/>
                 <w:szCs w:val="18"/>
               </w:rPr>
-              <w:t xml:space="preserve">3,071</w:t>
+              <w:t xml:space="preserve">3,077</w:t>
             </w:r>
           </w:p>
         </w:tc>
@@ -2531,7 +2531,7 @@
                 <w:sz w:val="18"/>
                 <w:szCs w:val="18"/>
               </w:rPr>
-              <w:t xml:space="preserve">3,362</w:t>
+              <w:t xml:space="preserve">3,368</w:t>
             </w:r>
           </w:p>
         </w:tc>
@@ -2641,7 +2641,7 @@
                 <w:sz w:val="18"/>
                 <w:szCs w:val="18"/>
               </w:rPr>
-              <w:t xml:space="preserve">3,319</w:t>
+              <w:t xml:space="preserve">3,325</w:t>
             </w:r>
           </w:p>
         </w:tc>
@@ -2751,7 +2751,7 @@
                 <w:sz w:val="18"/>
                 <w:szCs w:val="18"/>
               </w:rPr>
-              <w:t xml:space="preserve">3,464</w:t>
+              <w:t xml:space="preserve">3,470</w:t>
             </w:r>
           </w:p>
         </w:tc>
@@ -3600,6 +3600,89 @@
                 <w:szCs w:val="18"/>
               </w:rPr>
               <w:t xml:space="preserve">화면 · README</w:t>
+            </w:r>
+          </w:p>
+        </w:tc>
+      </w:tr>
+      <w:tr>
+        <w:tc>
+          <w:tcPr>
+            <w:tcW w:type="dxa" w:w="3000"/>
+            <w:tcMar>
+              <w:top w:type="dxa" w:w="60"/>
+              <w:left w:type="dxa" w:w="90"/>
+              <w:bottom w:type="dxa" w:w="60"/>
+              <w:right w:type="dxa" w:w="90"/>
+            </w:tcMar>
+            <w:vAlign w:val="center"/>
+          </w:tcPr>
+          <w:p>
+            <w:pPr>
+              <w:spacing w:after="0" w:line="260"/>
+            </w:pPr>
+            <w:r>
+              <w:rPr>
+                <w:rFonts w:ascii="Malgun Gothic" w:cs="Malgun Gothic" w:eastAsia="Malgun Gothic" w:hAnsi="Malgun Gothic"/>
+                <w:b w:val="false"/>
+                <w:bCs w:val="false"/>
+                <w:sz w:val="18"/>
+                <w:szCs w:val="18"/>
+              </w:rPr>
+              <w:t xml:space="preserve">data/tic.json · data/citytour.json</w:t>
+            </w:r>
+          </w:p>
+        </w:tc>
+        <w:tc>
+          <w:tcPr>
+            <w:tcW w:type="dxa" w:w="4238"/>
+            <w:tcMar>
+              <w:top w:type="dxa" w:w="60"/>
+              <w:left w:type="dxa" w:w="90"/>
+              <w:bottom w:type="dxa" w:w="60"/>
+              <w:right w:type="dxa" w:w="90"/>
+            </w:tcMar>
+            <w:vAlign w:val="center"/>
+          </w:tcPr>
+          <w:p>
+            <w:pPr>
+              <w:spacing w:after="0" w:line="260"/>
+            </w:pPr>
+            <w:r>
+              <w:rPr>
+                <w:rFonts w:ascii="Malgun Gothic" w:cs="Malgun Gothic" w:eastAsia="Malgun Gothic" w:hAnsi="Malgun Gothic"/>
+                <w:b w:val="false"/>
+                <w:bCs w:val="false"/>
+                <w:sz w:val="18"/>
+                <w:szCs w:val="18"/>
+              </w:rPr>
+              <w:t xml:space="preserve">관광안내소 725곳 · 시티투어 280코스 (정적 JSON, 한국관광공사 공개 자료)</w:t>
+            </w:r>
+          </w:p>
+        </w:tc>
+        <w:tc>
+          <w:tcPr>
+            <w:tcW w:type="dxa" w:w="2400"/>
+            <w:tcMar>
+              <w:top w:type="dxa" w:w="60"/>
+              <w:left w:type="dxa" w:w="90"/>
+              <w:bottom w:type="dxa" w:w="60"/>
+              <w:right w:type="dxa" w:w="90"/>
+            </w:tcMar>
+            <w:vAlign w:val="center"/>
+          </w:tcPr>
+          <w:p>
+            <w:pPr>
+              <w:spacing w:after="0" w:line="260"/>
+            </w:pPr>
+            <w:r>
+              <w:rPr>
+                <w:rFonts w:ascii="Malgun Gothic" w:cs="Malgun Gothic" w:eastAsia="Malgun Gothic" w:hAnsi="Malgun Gothic"/>
+                <w:b w:val="false"/>
+                <w:bCs w:val="false"/>
+                <w:sz w:val="18"/>
+                <w:szCs w:val="18"/>
+              </w:rPr>
+              <w:t xml:space="preserve">플래너 여행 정보 탭 (fetch)</w:t>
             </w:r>
           </w:p>
         </w:tc>
@@ -10062,7 +10145,7 @@
                 <w:sz w:val="18"/>
                 <w:szCs w:val="18"/>
               </w:rPr>
-              <w:t xml:space="preserve">Tour Planner.dc.html 이 2.0MB(장소 데이터 약 860KB 포함). 첫 로드가 무겁다.</w:t>
+              <w:t xml:space="preserve">Tour Planner.dc.html 이 2.2MB(장소 데이터 약 860KB 포함). 첫 로드가 무겁다.</w:t>
             </w:r>
           </w:p>
         </w:tc>

--- a/시스템 구성도/시스템_구성_명세서.docx
+++ b/시스템 구성도/시스템_구성_명세서.docx
@@ -45,7 +45,7 @@
           <w:sz w:val="22"/>
           <w:szCs w:val="22"/>
         </w:rPr>
-        <w:t xml:space="preserve">v1.1 · 2026-09-27</w:t>
+        <w:t xml:space="preserve">v1.2 · 2026-09-27</w:t>
       </w:r>
     </w:p>
     <w:tbl>
@@ -288,7 +288,7 @@
                 <w:sz w:val="18"/>
                 <w:szCs w:val="18"/>
               </w:rPr>
-              <w:t xml:space="preserve">GitHub TourLabOrganization/Tour-Navigator-App · 브랜치 claude/brave-dirac-zmdr4p · 2026-09-27 Claude Design 내보내기본 통합(커밋 478f749) 이후</w:t>
+              <w:t xml:space="preserve">GitHub TourLabOrganization/Tour-Navigator-App · 브랜치 claude/brave-dirac-zmdr4p · 2026-09-27 Claude Design 2차 내보내기본 통합(커밋 4383e9b) 이후</w:t>
             </w:r>
           </w:p>
         </w:tc>
@@ -2174,7 +2174,7 @@
                 <w:sz w:val="18"/>
                 <w:szCs w:val="18"/>
               </w:rPr>
-              <w:t xml:space="preserve">전국 장소 3,118곳 · 124개 시군, 도시 클러스터, 목록 40곳 + 더 보기, 날짜 범위 코스 계산, 광역교통 2단계 선택과 이동 체인 · TAGO 시각표, 지하철 호선 → 역(수도권 165개 + 이름 검색 추가), 카페리, 일자별 장소 추가, 내 플랜 저장, 도시별 행사, 관광특구 배지</w:t>
+              <w:t xml:space="preserve">전국 장소 3,118곳 · 124개 시군, 도시 클러스터, 목록 40곳 + 더 보기, 날짜 범위 코스 계산, 광역교통 2단계 선택과 이동 체인 · TAGO 시각표, 지하철 호선 → 역(수도권 165개 + 이름 검색 추가), 카페리, 일자별 장소 추가, 내 플랜 저장, 도시별 행사, 관광특구 배지, 여행 정보 탭의 시티투어 280코스 · 관광안내소 725곳</w:t>
             </w:r>
           </w:p>
         </w:tc>
@@ -11174,7 +11174,7 @@
         <w:sz w:val="16"/>
         <w:szCs w:val="16"/>
       </w:rPr>
-      <w:t xml:space="preserve">Tour Navigator App · 시스템 구성 명세서 (v1.1)</w:t>
+      <w:t xml:space="preserve">Tour Navigator App · 시스템 구성 명세서 (v1.2)</w:t>
     </w:r>
   </w:p>
 </w:hdr>

--- a/시스템 구성도/시스템_구성_명세서.docx
+++ b/시스템 구성도/시스템_구성_명세서.docx
@@ -45,7 +45,7 @@
           <w:sz w:val="22"/>
           <w:szCs w:val="22"/>
         </w:rPr>
-        <w:t xml:space="preserve">v1.2 · 2026-09-27</w:t>
+        <w:t xml:space="preserve">v1.3 · 2026-09-27</w:t>
       </w:r>
     </w:p>
     <w:tbl>
@@ -6102,7 +6102,7 @@
                 <w:sz w:val="18"/>
                 <w:szCs w:val="18"/>
               </w:rPr>
-              <w:t xml:space="preserve">프랑스어 서비스 없음 → 영어 표시</w:t>
+              <w:t xml:space="preserve">국문 · 영 · 중 · 일 · 서 5개 서비스 (앱 지원 언어와 같음)</w:t>
             </w:r>
           </w:p>
         </w:tc>
@@ -10035,7 +10035,7 @@
                 <w:sz w:val="18"/>
                 <w:szCs w:val="18"/>
               </w:rPr>
-              <w:t xml:space="preserve">다국어 공백</w:t>
+              <w:t xml:space="preserve">다국어</w:t>
             </w:r>
           </w:p>
         </w:tc>
@@ -10062,7 +10062,7 @@
                 <w:sz w:val="18"/>
                 <w:szCs w:val="18"/>
               </w:rPr>
-              <w:t xml:space="preserve">프랑스어는 플래너에서 65개 라벨이 영어로 대체되어 있고 테마 화면은 미지원.</w:t>
+              <w:t xml:space="preserve">지원 언어는 한국어 · 영어 · 중국어 · 일본어 · 스페인어 5개. 새 문구가 한 언어라도 비면 영어로 대체되어 보인다. 프랑스어는 2026-09-27 에 지원 중단.</w:t>
             </w:r>
           </w:p>
         </w:tc>
@@ -10089,7 +10089,7 @@
                 <w:sz w:val="18"/>
                 <w:szCs w:val="18"/>
               </w:rPr>
-              <w:t xml:space="preserve">I18N-TODO 목록 순차 처리</w:t>
+              <w:t xml:space="preserve">새 문구는 다섯 언어를 모두 채우고, 비면 I18N-TODO 에 기록</w:t>
             </w:r>
           </w:p>
         </w:tc>
@@ -11174,7 +11174,7 @@
         <w:sz w:val="16"/>
         <w:szCs w:val="16"/>
       </w:rPr>
-      <w:t xml:space="preserve">Tour Navigator App · 시스템 구성 명세서 (v1.2)</w:t>
+      <w:t xml:space="preserve">Tour Navigator App · 시스템 구성 명세서 (v1.3)</w:t>
     </w:r>
   </w:p>
 </w:hdr>

--- a/시스템 구성도/시스템_구성_명세서.docx
+++ b/시스템 구성도/시스템_구성_명세서.docx
@@ -45,7 +45,7 @@
           <w:sz w:val="22"/>
           <w:szCs w:val="22"/>
         </w:rPr>
-        <w:t xml:space="preserve">v1.3 · 2026-09-27</w:t>
+        <w:t xml:space="preserve">v1.4 · 2026-09-27</w:t>
       </w:r>
     </w:p>
     <w:tbl>
@@ -288,7 +288,7 @@
                 <w:sz w:val="18"/>
                 <w:szCs w:val="18"/>
               </w:rPr>
-              <w:t xml:space="preserve">GitHub TourLabOrganization/Tour-Navigator-App · 브랜치 claude/brave-dirac-zmdr4p · 2026-09-27 Claude Design 2차 내보내기본 통합(커밋 4383e9b) 이후</w:t>
+              <w:t xml:space="preserve">GitHub TourLabOrganization/Tour-Navigator-App · 브랜치 claude/brave-dirac-zmdr4p · 2026-09-27 Claude Design 3차 내보내기본 통합 이후</w:t>
             </w:r>
           </w:p>
         </w:tc>
@@ -2064,7 +2064,7 @@
                 <w:sz w:val="18"/>
                 <w:szCs w:val="18"/>
               </w:rPr>
-              <w:t xml:space="preserve">자동 회전 배너 5장, 나의 테마 타일, 테마 추천(14문항 → 여행자 유형 → 추천 테마 3개), ME 화면(나의 테마 · 저장 플랜), 인앱 화면 전환</w:t>
+              <w:t xml:space="preserve">언어 선택(5개 언어, 전 화면 공유), 자동 회전 배너 5장, 나의 테마 타일, 테마 추천(14문항 → 여행자 유형 → 추천 테마 3개), ME 화면(나의 테마 · 저장 플랜), 인앱 화면 전환</w:t>
             </w:r>
           </w:p>
         </w:tc>
@@ -2091,7 +2091,7 @@
                 <w:sz w:val="18"/>
                 <w:szCs w:val="18"/>
               </w:rPr>
-              <w:t xml:space="preserve">734</w:t>
+              <w:t xml:space="preserve">773</w:t>
             </w:r>
           </w:p>
         </w:tc>
@@ -2201,7 +2201,7 @@
                 <w:sz w:val="18"/>
                 <w:szCs w:val="18"/>
               </w:rPr>
-              <w:t xml:space="preserve">10,039</w:t>
+              <w:t xml:space="preserve">10,095</w:t>
             </w:r>
           </w:p>
         </w:tc>
@@ -2311,7 +2311,7 @@
                 <w:sz w:val="18"/>
                 <w:szCs w:val="18"/>
               </w:rPr>
-              <w:t xml:space="preserve">3,191</w:t>
+              <w:t xml:space="preserve">3,348</w:t>
             </w:r>
           </w:p>
         </w:tc>
@@ -2421,7 +2421,7 @@
                 <w:sz w:val="18"/>
                 <w:szCs w:val="18"/>
               </w:rPr>
-              <w:t xml:space="preserve">3,077</w:t>
+              <w:t xml:space="preserve">3,233</w:t>
             </w:r>
           </w:p>
         </w:tc>
@@ -2531,7 +2531,7 @@
                 <w:sz w:val="18"/>
                 <w:szCs w:val="18"/>
               </w:rPr>
-              <w:t xml:space="preserve">3,368</w:t>
+              <w:t xml:space="preserve">3,525</w:t>
             </w:r>
           </w:p>
         </w:tc>
@@ -2641,7 +2641,7 @@
                 <w:sz w:val="18"/>
                 <w:szCs w:val="18"/>
               </w:rPr>
-              <w:t xml:space="preserve">3,325</w:t>
+              <w:t xml:space="preserve">3,481</w:t>
             </w:r>
           </w:p>
         </w:tc>
@@ -2751,7 +2751,7 @@
                 <w:sz w:val="18"/>
                 <w:szCs w:val="18"/>
               </w:rPr>
-              <w:t xml:space="preserve">3,470</w:t>
+              <w:t xml:space="preserve">3,627</w:t>
             </w:r>
           </w:p>
         </w:tc>
@@ -11174,7 +11174,7 @@
         <w:sz w:val="16"/>
         <w:szCs w:val="16"/>
       </w:rPr>
-      <w:t xml:space="preserve">Tour Navigator App · 시스템 구성 명세서 (v1.3)</w:t>
+      <w:t xml:space="preserve">Tour Navigator App · 시스템 구성 명세서 (v1.4)</w:t>
     </w:r>
   </w:p>
 </w:hdr>

--- a/시스템 구성도/시스템_구성_명세서.docx
+++ b/시스템 구성도/시스템_구성_명세서.docx
@@ -2091,7 +2091,7 @@
                 <w:sz w:val="18"/>
                 <w:szCs w:val="18"/>
               </w:rPr>
-              <w:t xml:space="preserve">773</w:t>
+              <w:t xml:space="preserve">767</w:t>
             </w:r>
           </w:p>
         </w:tc>
@@ -2201,7 +2201,7 @@
                 <w:sz w:val="18"/>
                 <w:szCs w:val="18"/>
               </w:rPr>
-              <w:t xml:space="preserve">10,095</w:t>
+              <w:t xml:space="preserve">10,060</w:t>
             </w:r>
           </w:p>
         </w:tc>
@@ -2311,7 +2311,7 @@
                 <w:sz w:val="18"/>
                 <w:szCs w:val="18"/>
               </w:rPr>
-              <w:t xml:space="preserve">3,348</w:t>
+              <w:t xml:space="preserve">3,344</w:t>
             </w:r>
           </w:p>
         </w:tc>
@@ -2421,7 +2421,7 @@
                 <w:sz w:val="18"/>
                 <w:szCs w:val="18"/>
               </w:rPr>
-              <w:t xml:space="preserve">3,233</w:t>
+              <w:t xml:space="preserve">3,229</w:t>
             </w:r>
           </w:p>
         </w:tc>
@@ -2531,7 +2531,7 @@
                 <w:sz w:val="18"/>
                 <w:szCs w:val="18"/>
               </w:rPr>
-              <w:t xml:space="preserve">3,525</w:t>
+              <w:t xml:space="preserve">3,521</w:t>
             </w:r>
           </w:p>
         </w:tc>
@@ -2641,7 +2641,7 @@
                 <w:sz w:val="18"/>
                 <w:szCs w:val="18"/>
               </w:rPr>
-              <w:t xml:space="preserve">3,481</w:t>
+              <w:t xml:space="preserve">3,477</w:t>
             </w:r>
           </w:p>
         </w:tc>
@@ -2751,7 +2751,7 @@
                 <w:sz w:val="18"/>
                 <w:szCs w:val="18"/>
               </w:rPr>
-              <w:t xml:space="preserve">3,627</w:t>
+              <w:t xml:space="preserve">3,623</w:t>
             </w:r>
           </w:p>
         </w:tc>
@@ -3199,7 +3199,7 @@
                 <w:sz w:val="18"/>
                 <w:szCs w:val="18"/>
               </w:rPr>
-              <w:t xml:space="preserve">7개 화면 공통 스타일: 리셋 · 폰트 · 링크 색 · 포커스 · Leaflet · 스크롤바 · 공용 애니메이션</w:t>
+              <w:t xml:space="preserve">7개 화면 공통 스타일: 리셋 · 폰트 · 링크 색 · 포커스 · Leaflet · 스크롤바 · 세로 목록 · 공용 애니메이션</w:t>
             </w:r>
           </w:p>
         </w:tc>
@@ -3226,7 +3226,7 @@
                 <w:sz w:val="18"/>
                 <w:szCs w:val="18"/>
               </w:rPr>
-              <w:t xml:space="preserve">화면 고유 @keyframes 만 각 화면 &lt;style&gt; 에 남김</w:t>
+              <w:t xml:space="preserve">홈 · 플래너만 화면 고유 &lt;style&gt;(중국어 글꼴 · 애니메이션)을 가짐. 테마 5종은 없음</w:t>
             </w:r>
           </w:p>
         </w:tc>
